--- a/outputs/03_Objective_1_Cross-Departmental_Capstone_Collaboration_Framework.docx
+++ b/outputs/03_Objective_1_Cross-Departmental_Capstone_Collaboration_Framework.docx
@@ -543,13 +543,13 @@
         <w:t xml:space="preserve">The framework is organized around one insight: structure doesn’t constrain creativity; it creates the conditions in which creativity can be delivered reliably.</w:t>
       </w:r>
     </w:p>
-    <w:bookmarkStart w:id="12" w:name="role-clarity-the-grey-clearance-model"/>
+    <w:bookmarkStart w:id="12" w:name="role-clarity-the-gray-clearance-model"/>
     <w:p>
       <w:pPr>
         <w:pStyle w:val="Heading3"/>
       </w:pPr>
       <w:r>
-        <w:t xml:space="preserve">Role Clarity: The GREY Clearance Model</w:t>
+        <w:t xml:space="preserve">Role Clarity: The GRAY Clearance Model</w:t>
       </w:r>
     </w:p>
     <w:p>
@@ -567,13 +567,26 @@
           <w:b/>
           <w:bCs/>
         </w:rPr>
-        <w:t xml:space="preserve">GREY clearance</w:t>
-      </w:r>
-      <w:r>
-        <w:t xml:space="preserve"> </w:t>
-      </w:r>
-      <w:r>
-        <w:t xml:space="preserve">— a cross-functional specialist role operating within the same project structure as CS teams but under a distinct operational mandate. This framing solved the most persistent problem in cross-disciplinary collaboration: role ambiguity.</w:t>
+        <w:t xml:space="preserve">GRAY clearance</w:t>
+      </w:r>
+      <w:r>
+        <w:t xml:space="preserve"> </w:t>
+      </w:r>
+      <w:r>
+        <w:t xml:space="preserve">— an acronym for</w:t>
+      </w:r>
+      <w:r>
+        <w:t xml:space="preserve"> </w:t>
+      </w:r>
+      <w:r>
+        <w:rPr>
+          <w:i/>
+          <w:iCs/>
+        </w:rPr>
+        <w:t xml:space="preserve">Guidance, Review, Aesthetic Yield</w:t>
+      </w:r>
+      <w:r>
+        <w:t xml:space="preserve">, naming a cross-functional specialist role operating within the same project structure as CS teams but under a distinct operational mandate. This framing solved the most persistent problem in cross-disciplinary collaboration: role ambiguity.</w:t>
       </w:r>
     </w:p>
     <w:p>
@@ -581,7 +594,7 @@
         <w:pStyle w:val="BodyText"/>
       </w:pPr>
       <w:r>
-        <w:t xml:space="preserve">When roles are vague, students default to either avoidance (waiting for the other party to define the work) or collision (overlapping efforts, conflicting directions). The GREY designation did four structural things:</w:t>
+        <w:t xml:space="preserve">When roles are vague, students default to either avoidance (waiting for the other party to define the work) or collision (overlapping efforts, conflicting directions). The GRAY designation did four structural things:</w:t>
       </w:r>
     </w:p>
     <w:p>

--- a/outputs/03_Objective_1_Cross-Departmental_Capstone_Collaboration_Framework.docx
+++ b/outputs/03_Objective_1_Cross-Departmental_Capstone_Collaboration_Framework.docx
@@ -2596,7 +2596,7 @@
   <w:docDefaults>
     <w:rPrDefault>
       <w:rPr>
-        <w:rFonts w:asciiTheme="minorHAnsi" w:cstheme="minorBidi" w:eastAsiaTheme="minorEastAsia" w:hAnsiTheme="minorHAnsi"/>
+        <w:rFonts w:ascii="Kallisto" w:cs="Kallisto" w:eastAsia="Kallisto" w:hAnsi="Kallisto"/>
         <w:sz w:val="24"/>
         <w:szCs w:val="24"/>
         <w:lang w:bidi="ar-SA" w:eastAsia="zh-CN" w:val="en-US"/>
@@ -2650,7 +2650,7 @@
       <w:jc w:val="center"/>
     </w:pPr>
     <w:rPr>
-      <w:rFonts w:asciiTheme="majorHAnsi" w:cstheme="majorBidi" w:eastAsiaTheme="majorEastAsia" w:hAnsiTheme="majorHAnsi"/>
+      <w:rFonts w:ascii="Magistral" w:cs="Magistral" w:eastAsia="Magistral" w:hAnsi="Magistral"/>
       <w:sz w:val="56"/>
       <w:szCs w:val="56"/>
     </w:rPr>
@@ -2662,7 +2662,7 @@
     <w:uiPriority w:val="10"/>
     <w:rsid w:val="00A10FD9"/>
     <w:rPr>
-      <w:rFonts w:asciiTheme="majorHAnsi" w:cstheme="majorBidi" w:eastAsiaTheme="majorEastAsia" w:hAnsiTheme="majorHAnsi"/>
+      <w:rFonts w:ascii="Magistral" w:cs="Magistral" w:eastAsia="Magistral" w:hAnsi="Magistral"/>
       <w:sz w:val="56"/>
       <w:szCs w:val="56"/>
     </w:rPr>
@@ -2784,8 +2784,8 @@
       <w:outlineLvl w:val="0"/>
     </w:pPr>
     <w:rPr>
-      <w:rFonts w:asciiTheme="majorHAnsi" w:cstheme="majorBidi" w:eastAsiaTheme="majorEastAsia" w:hAnsiTheme="majorHAnsi"/>
-      <w:color w:themeColor="accent1" w:themeShade="BF" w:val="0F4761"/>
+      <w:rFonts w:ascii="Magistral" w:cs="Magistral" w:eastAsia="Magistral" w:hAnsi="Magistral"/>
+      <w:color w:val="1A2332"/>
       <w:sz w:val="40"/>
       <w:szCs w:val="40"/>
     </w:rPr>
@@ -2807,8 +2807,8 @@
       <w:outlineLvl w:val="1"/>
     </w:pPr>
     <w:rPr>
-      <w:rFonts w:asciiTheme="majorHAnsi" w:cstheme="majorBidi" w:eastAsiaTheme="majorEastAsia" w:hAnsiTheme="majorHAnsi"/>
-      <w:color w:themeColor="accent1" w:themeShade="BF" w:val="0F4761"/>
+      <w:rFonts w:ascii="Magistral" w:cs="Magistral" w:eastAsia="Magistral" w:hAnsi="Magistral"/>
+      <w:color w:val="1A2332"/>
       <w:sz w:val="32"/>
       <w:szCs w:val="32"/>
     </w:rPr>
@@ -2831,7 +2831,7 @@
     </w:pPr>
     <w:rPr>
       <w:rFonts w:cstheme="majorBidi" w:eastAsiaTheme="majorEastAsia"/>
-      <w:color w:themeColor="accent1" w:themeShade="BF" w:val="0F4761"/>
+      <w:color w:val="1A2332"/>
       <w:sz w:val="28"/>
       <w:szCs w:val="28"/>
     </w:rPr>
@@ -2856,7 +2856,7 @@
       <w:rFonts w:cstheme="majorBidi" w:eastAsiaTheme="majorEastAsia"/>
       <w:i/>
       <w:iCs/>
-      <w:color w:themeColor="accent1" w:themeShade="BF" w:val="0F4761"/>
+      <w:color w:val="1A2332"/>
     </w:rPr>
   </w:style>
   <w:style w:styleId="Heading5" w:type="paragraph">
@@ -2877,7 +2877,7 @@
     </w:pPr>
     <w:rPr>
       <w:rFonts w:cstheme="majorBidi" w:eastAsiaTheme="majorEastAsia"/>
-      <w:color w:themeColor="accent1" w:themeShade="BF" w:val="0F4761"/>
+      <w:color w:val="1A2332"/>
     </w:rPr>
   </w:style>
   <w:style w:styleId="Heading6" w:type="paragraph">
@@ -2975,8 +2975,8 @@
     <w:uiPriority w:val="9"/>
     <w:rsid w:val="00A10FD9"/>
     <w:rPr>
-      <w:rFonts w:asciiTheme="majorHAnsi" w:cstheme="majorBidi" w:eastAsiaTheme="majorEastAsia" w:hAnsiTheme="majorHAnsi"/>
-      <w:color w:themeColor="accent1" w:themeShade="BF" w:val="0F4761"/>
+      <w:rFonts w:ascii="Magistral" w:cs="Magistral" w:eastAsia="Magistral" w:hAnsi="Magistral"/>
+      <w:color w:val="1A2332"/>
       <w:sz w:val="40"/>
       <w:szCs w:val="40"/>
     </w:rPr>
@@ -2989,8 +2989,8 @@
     <w:semiHidden/>
     <w:rsid w:val="00A10FD9"/>
     <w:rPr>
-      <w:rFonts w:asciiTheme="majorHAnsi" w:cstheme="majorBidi" w:eastAsiaTheme="majorEastAsia" w:hAnsiTheme="majorHAnsi"/>
-      <w:color w:themeColor="accent1" w:themeShade="BF" w:val="0F4761"/>
+      <w:rFonts w:ascii="Magistral" w:cs="Magistral" w:eastAsia="Magistral" w:hAnsi="Magistral"/>
+      <w:color w:val="1A2332"/>
       <w:sz w:val="32"/>
       <w:szCs w:val="32"/>
     </w:rPr>
@@ -3004,7 +3004,7 @@
     <w:rsid w:val="00A10FD9"/>
     <w:rPr>
       <w:rFonts w:cstheme="majorBidi" w:eastAsiaTheme="majorEastAsia"/>
-      <w:color w:themeColor="accent1" w:themeShade="BF" w:val="0F4761"/>
+      <w:color w:val="1A2332"/>
       <w:sz w:val="28"/>
       <w:szCs w:val="28"/>
     </w:rPr>
@@ -3020,7 +3020,7 @@
       <w:rFonts w:cstheme="majorBidi" w:eastAsiaTheme="majorEastAsia"/>
       <w:i/>
       <w:iCs/>
-      <w:color w:themeColor="accent1" w:themeShade="BF" w:val="0F4761"/>
+      <w:color w:val="1A2332"/>
     </w:rPr>
   </w:style>
   <w:style w:customStyle="1" w:styleId="Heading5Char" w:type="character">
@@ -3032,7 +3032,7 @@
     <w:rsid w:val="00A10FD9"/>
     <w:rPr>
       <w:rFonts w:cstheme="majorBidi" w:eastAsiaTheme="majorEastAsia"/>
-      <w:color w:themeColor="accent1" w:themeShade="BF" w:val="0F4761"/>
+      <w:color w:val="1A2332"/>
     </w:rPr>
   </w:style>
   <w:style w:customStyle="1" w:styleId="Heading6Char" w:type="character">
@@ -3207,7 +3207,7 @@
     <w:name w:val="Verbatim Char"/>
     <w:basedOn w:val="BodyTextChar"/>
     <w:rPr>
-      <w:rFonts w:ascii="Consolas" w:hAnsi="Consolas"/>
+      <w:rFonts w:ascii="Courier Prime" w:hAnsi="Courier Prime"/>
       <w:sz w:val="22"/>
     </w:rPr>
   </w:style>

--- a/outputs/03_Objective_1_Cross-Departmental_Capstone_Collaboration_Framework.docx
+++ b/outputs/03_Objective_1_Cross-Departmental_Capstone_Collaboration_Framework.docx
@@ -2596,7 +2596,7 @@
   <w:docDefaults>
     <w:rPrDefault>
       <w:rPr>
-        <w:rFonts w:ascii="Kallisto" w:cs="Kallisto" w:eastAsia="Kallisto" w:hAnsi="Kallisto"/>
+        <w:rFonts w:ascii="Magistral" w:cs="Magistral" w:eastAsia="Magistral" w:hAnsi="Magistral"/>
         <w:sz w:val="24"/>
         <w:szCs w:val="24"/>
         <w:lang w:bidi="ar-SA" w:eastAsia="zh-CN" w:val="en-US"/>
@@ -2614,7 +2614,7 @@
     <w:qFormat/>
   </w:style>
   <w:style w:styleId="BodyText" w:type="paragraph">
-    <w:name w:val="Body Text"/>
+    <w:name w:val="AF Body Text Clean"/>
     <w:basedOn w:val="Normal"/>
     <w:link w:val="BodyTextChar"/>
     <w:qFormat/>
@@ -2637,7 +2637,7 @@
     </w:pPr>
   </w:style>
   <w:style w:styleId="Title" w:type="paragraph">
-    <w:name w:val="Title"/>
+    <w:name w:val="AF Title"/>
     <w:basedOn w:val="Normal"/>
     <w:next w:val="BodyText"/>
     <w:link w:val="TitleChar"/>
@@ -2650,7 +2650,7 @@
       <w:jc w:val="center"/>
     </w:pPr>
     <w:rPr>
-      <w:rFonts w:ascii="Magistral" w:cs="Magistral" w:eastAsia="Magistral" w:hAnsi="Magistral"/>
+      <w:rFonts w:ascii="Kallisto" w:cs="Kallisto" w:eastAsia="Kallisto" w:hAnsi="Kallisto"/>
       <w:sz w:val="56"/>
       <w:szCs w:val="56"/>
     </w:rPr>
@@ -2662,7 +2662,7 @@
     <w:uiPriority w:val="10"/>
     <w:rsid w:val="00A10FD9"/>
     <w:rPr>
-      <w:rFonts w:ascii="Magistral" w:cs="Magistral" w:eastAsia="Magistral" w:hAnsi="Magistral"/>
+      <w:rFonts w:ascii="Kallisto" w:cs="Kallisto" w:eastAsia="Kallisto" w:hAnsi="Kallisto"/>
       <w:sz w:val="56"/>
       <w:szCs w:val="56"/>
     </w:rPr>
@@ -2770,7 +2770,7 @@
     <w:rPr/>
   </w:style>
   <w:style w:styleId="Heading1" w:type="paragraph">
-    <w:name w:val="heading 1"/>
+    <w:name w:val="AF Headline"/>
     <w:basedOn w:val="Normal"/>
     <w:next w:val="BodyText"/>
     <w:link w:val="Heading1Char"/>
@@ -2784,14 +2784,14 @@
       <w:outlineLvl w:val="0"/>
     </w:pPr>
     <w:rPr>
-      <w:rFonts w:ascii="Magistral" w:cs="Magistral" w:eastAsia="Magistral" w:hAnsi="Magistral"/>
+      <w:rFonts w:ascii="Kallisto" w:cs="Kallisto" w:eastAsia="Kallisto" w:hAnsi="Kallisto"/>
       <w:color w:val="1A2332"/>
       <w:sz w:val="40"/>
       <w:szCs w:val="40"/>
     </w:rPr>
   </w:style>
   <w:style w:styleId="Heading2" w:type="paragraph">
-    <w:name w:val="heading 2"/>
+    <w:name w:val="AF Subheading"/>
     <w:basedOn w:val="Normal"/>
     <w:next w:val="BodyText"/>
     <w:link w:val="Heading2Char"/>
@@ -2807,14 +2807,14 @@
       <w:outlineLvl w:val="1"/>
     </w:pPr>
     <w:rPr>
-      <w:rFonts w:ascii="Magistral" w:cs="Magistral" w:eastAsia="Magistral" w:hAnsi="Magistral"/>
+      <w:rFonts w:ascii="Kallisto" w:cs="Kallisto" w:eastAsia="Kallisto" w:hAnsi="Kallisto"/>
       <w:color w:val="1A2332"/>
       <w:sz w:val="32"/>
       <w:szCs w:val="32"/>
     </w:rPr>
   </w:style>
   <w:style w:styleId="Heading3" w:type="paragraph">
-    <w:name w:val="heading 3"/>
+    <w:name w:val="AF Subheading"/>
     <w:basedOn w:val="Normal"/>
     <w:next w:val="BodyText"/>
     <w:link w:val="Heading3Char"/>
@@ -2975,7 +2975,7 @@
     <w:uiPriority w:val="9"/>
     <w:rsid w:val="00A10FD9"/>
     <w:rPr>
-      <w:rFonts w:ascii="Magistral" w:cs="Magistral" w:eastAsia="Magistral" w:hAnsi="Magistral"/>
+      <w:rFonts w:ascii="Kallisto" w:cs="Kallisto" w:eastAsia="Kallisto" w:hAnsi="Kallisto"/>
       <w:color w:val="1A2332"/>
       <w:sz w:val="40"/>
       <w:szCs w:val="40"/>
@@ -2989,7 +2989,7 @@
     <w:semiHidden/>
     <w:rsid w:val="00A10FD9"/>
     <w:rPr>
-      <w:rFonts w:ascii="Magistral" w:cs="Magistral" w:eastAsia="Magistral" w:hAnsi="Magistral"/>
+      <w:rFonts w:ascii="Kallisto" w:cs="Kallisto" w:eastAsia="Kallisto" w:hAnsi="Kallisto"/>
       <w:color w:val="1A2332"/>
       <w:sz w:val="32"/>
       <w:szCs w:val="32"/>
@@ -3088,7 +3088,7 @@
     </w:rPr>
   </w:style>
   <w:style w:styleId="BlockText" w:type="paragraph">
-    <w:name w:val="Block Text"/>
+    <w:name w:val="AF Pull Quote"/>
     <w:basedOn w:val="BodyText"/>
     <w:next w:val="BodyText"/>
     <w:uiPriority w:val="9"/>
@@ -3166,7 +3166,7 @@
     <w:basedOn w:val="Normal"/>
   </w:style>
   <w:style w:styleId="Caption" w:type="paragraph">
-    <w:name w:val="Caption"/>
+    <w:name w:val="AF Caption"/>
     <w:basedOn w:val="Normal"/>
     <w:link w:val="BodyTextChar"/>
     <w:pPr>
@@ -3204,7 +3204,7 @@
     <w:link w:val="BodyText"/>
   </w:style>
   <w:style w:customStyle="1" w:styleId="VerbatimChar" w:type="character">
-    <w:name w:val="Verbatim Char"/>
+    <w:name w:val="AF Inline Code"/>
     <w:basedOn w:val="BodyTextChar"/>
     <w:rPr>
       <w:rFonts w:ascii="Courier Prime" w:hAnsi="Courier Prime"/>

--- a/outputs/03_Objective_1_Cross-Departmental_Capstone_Collaboration_Framework.docx
+++ b/outputs/03_Objective_1_Cross-Departmental_Capstone_Collaboration_Framework.docx
@@ -2623,13 +2623,13 @@
     </w:pPr>
   </w:style>
   <w:style w:customStyle="1" w:styleId="FirstParagraph" w:type="paragraph">
-    <w:name w:val="First Paragraph"/>
+    <w:name w:val="AF Body Text Clean"/>
     <w:basedOn w:val="BodyText"/>
     <w:next w:val="BodyText"/>
     <w:qFormat/>
   </w:style>
   <w:style w:customStyle="1" w:styleId="Compact" w:type="paragraph">
-    <w:name w:val="Compact"/>
+    <w:name w:val="AF Body Text Clean"/>
     <w:basedOn w:val="BodyText"/>
     <w:qFormat/>
     <w:pPr>
@@ -3248,7 +3248,7 @@
     </w:rPr>
   </w:style>
   <w:style w:type="paragraph" w:customStyle="1" w:styleId="SourceCode">
-    <w:name w:val="Source Code"/>
+    <w:name w:val="AF Body Text Typewriter"/>
     <w:basedOn w:val="Normal"/>
     <w:link w:val="VerbatimChar"/>
     <w:pPr>

--- a/outputs/03_Objective_1_Cross-Departmental_Capstone_Collaboration_Framework.docx
+++ b/outputs/03_Objective_1_Cross-Departmental_Capstone_Collaboration_Framework.docx
@@ -2596,7 +2596,7 @@
   <w:docDefaults>
     <w:rPrDefault>
       <w:rPr>
-        <w:rFonts w:ascii="Magistral" w:cs="Magistral" w:eastAsia="Magistral" w:hAnsi="Magistral"/>
+        <w:rFonts w:ascii="Georgia" w:cs="Georgia" w:eastAsia="Georgia" w:hAnsi="Georgia"/>
         <w:sz w:val="24"/>
         <w:szCs w:val="24"/>
         <w:lang w:bidi="ar-SA" w:eastAsia="zh-CN" w:val="en-US"/>
@@ -2650,7 +2650,7 @@
       <w:jc w:val="center"/>
     </w:pPr>
     <w:rPr>
-      <w:rFonts w:ascii="Kallisto" w:cs="Kallisto" w:eastAsia="Kallisto" w:hAnsi="Kallisto"/>
+      <w:rFonts w:ascii="Arial Narrow" w:cs="Arial Narrow" w:eastAsia="Arial Narrow" w:hAnsi="Arial Narrow"/>
       <w:sz w:val="56"/>
       <w:szCs w:val="56"/>
     </w:rPr>
@@ -2662,7 +2662,7 @@
     <w:uiPriority w:val="10"/>
     <w:rsid w:val="00A10FD9"/>
     <w:rPr>
-      <w:rFonts w:ascii="Kallisto" w:cs="Kallisto" w:eastAsia="Kallisto" w:hAnsi="Kallisto"/>
+      <w:rFonts w:ascii="Arial Narrow" w:cs="Arial Narrow" w:eastAsia="Arial Narrow" w:hAnsi="Arial Narrow"/>
       <w:sz w:val="56"/>
       <w:szCs w:val="56"/>
     </w:rPr>
@@ -2770,7 +2770,7 @@
     <w:rPr/>
   </w:style>
   <w:style w:styleId="Heading1" w:type="paragraph">
-    <w:name w:val="AF Headline"/>
+    <w:name w:val="AF Title"/>
     <w:basedOn w:val="Normal"/>
     <w:next w:val="BodyText"/>
     <w:link w:val="Heading1Char"/>
@@ -2784,14 +2784,14 @@
       <w:outlineLvl w:val="0"/>
     </w:pPr>
     <w:rPr>
-      <w:rFonts w:ascii="Kallisto" w:cs="Kallisto" w:eastAsia="Kallisto" w:hAnsi="Kallisto"/>
+      <w:rFonts w:ascii="Arial Narrow" w:cs="Arial Narrow" w:eastAsia="Arial Narrow" w:hAnsi="Arial Narrow"/>
       <w:color w:val="1A2332"/>
       <w:sz w:val="40"/>
       <w:szCs w:val="40"/>
     </w:rPr>
   </w:style>
   <w:style w:styleId="Heading2" w:type="paragraph">
-    <w:name w:val="AF Subheading"/>
+    <w:name w:val="AF Headline"/>
     <w:basedOn w:val="Normal"/>
     <w:next w:val="BodyText"/>
     <w:link w:val="Heading2Char"/>
@@ -2807,7 +2807,7 @@
       <w:outlineLvl w:val="1"/>
     </w:pPr>
     <w:rPr>
-      <w:rFonts w:ascii="Kallisto" w:cs="Kallisto" w:eastAsia="Kallisto" w:hAnsi="Kallisto"/>
+      <w:rFonts w:ascii="Arial Narrow" w:cs="Arial Narrow" w:eastAsia="Arial Narrow" w:hAnsi="Arial Narrow"/>
       <w:color w:val="1A2332"/>
       <w:sz w:val="32"/>
       <w:szCs w:val="32"/>
@@ -2837,7 +2837,7 @@
     </w:rPr>
   </w:style>
   <w:style w:styleId="Heading4" w:type="paragraph">
-    <w:name w:val="heading 4"/>
+    <w:name w:val="AF Heading Soft"/>
     <w:basedOn w:val="Normal"/>
     <w:next w:val="BodyText"/>
     <w:link w:val="Heading4Char"/>
@@ -2860,7 +2860,7 @@
     </w:rPr>
   </w:style>
   <w:style w:styleId="Heading5" w:type="paragraph">
-    <w:name w:val="heading 5"/>
+    <w:name w:val="AF Heading 6"/>
     <w:basedOn w:val="Normal"/>
     <w:next w:val="BodyText"/>
     <w:link w:val="Heading5Char"/>
@@ -2975,7 +2975,7 @@
     <w:uiPriority w:val="9"/>
     <w:rsid w:val="00A10FD9"/>
     <w:rPr>
-      <w:rFonts w:ascii="Kallisto" w:cs="Kallisto" w:eastAsia="Kallisto" w:hAnsi="Kallisto"/>
+      <w:rFonts w:ascii="Arial Narrow" w:cs="Arial Narrow" w:eastAsia="Arial Narrow" w:hAnsi="Arial Narrow"/>
       <w:color w:val="1A2332"/>
       <w:sz w:val="40"/>
       <w:szCs w:val="40"/>
@@ -2989,7 +2989,7 @@
     <w:semiHidden/>
     <w:rsid w:val="00A10FD9"/>
     <w:rPr>
-      <w:rFonts w:ascii="Kallisto" w:cs="Kallisto" w:eastAsia="Kallisto" w:hAnsi="Kallisto"/>
+      <w:rFonts w:ascii="Arial Narrow" w:cs="Arial Narrow" w:eastAsia="Arial Narrow" w:hAnsi="Arial Narrow"/>
       <w:color w:val="1A2332"/>
       <w:sz w:val="32"/>
       <w:szCs w:val="32"/>
@@ -3207,7 +3207,7 @@
     <w:name w:val="AF Inline Code"/>
     <w:basedOn w:val="BodyTextChar"/>
     <w:rPr>
-      <w:rFonts w:ascii="Courier Prime" w:hAnsi="Courier Prime"/>
+      <w:rFonts w:ascii="Courier New" w:hAnsi="Courier New"/>
       <w:sz w:val="22"/>
     </w:rPr>
   </w:style>

--- a/outputs/03_Objective_1_Cross-Departmental_Capstone_Collaboration_Framework.docx
+++ b/outputs/03_Objective_1_Cross-Departmental_Capstone_Collaboration_Framework.docx
@@ -2,7 +2,7 @@
 <file path=word/document.xml><?xml version="1.0" encoding="utf-8"?>
 <w:document xmlns:w="http://schemas.openxmlformats.org/wordprocessingml/2006/main" xmlns:m="http://schemas.openxmlformats.org/officeDocument/2006/math" xmlns:r="http://schemas.openxmlformats.org/officeDocument/2006/relationships" xmlns:o="urn:schemas-microsoft-com:office:office" xmlns:v="urn:schemas-microsoft-com:vml" xmlns:w10="urn:schemas-microsoft-com:office:word" xmlns:a="http://schemas.openxmlformats.org/drawingml/2006/main" xmlns:pic="http://schemas.openxmlformats.org/drawingml/2006/picture" xmlns:wp="http://schemas.openxmlformats.org/drawingml/2006/wordprocessingDrawing">
   <w:body>
-    <w:bookmarkStart w:id="23" w:name="X97ad94f6f62597f0646f9bf0ade5f5fcad6b432"/>
+    <w:bookmarkStart w:id="34" w:name="X97ad94f6f62597f0646f9bf0ade5f5fcad6b432"/>
     <w:p>
       <w:pPr>
         <w:pStyle w:val="Heading1"/>
@@ -18,7 +18,7 @@
         </w:pict>
       </w:r>
     </w:p>
-    <w:bookmarkStart w:id="9" w:name="objective-statement"/>
+    <w:bookmarkStart w:id="20" w:name="objective-statement"/>
     <w:p>
       <w:pPr>
         <w:pStyle w:val="Heading2"/>
@@ -33,8 +33,8 @@
       </w:pPr>
       <w:r>
         <w:rPr>
-          <w:b/>
-          <w:bCs/>
+          <w:bCs/>
+          <w:b/>
         </w:rPr>
         <w:t xml:space="preserve">Purpose:</w:t>
       </w:r>
@@ -51,19 +51,19 @@
       </w:pPr>
       <w:r>
         <w:rPr>
-          <w:b/>
-          <w:bCs/>
+          <w:bCs/>
+          <w:b/>
         </w:rPr>
         <w:t xml:space="preserve">Requirements:</w:t>
       </w:r>
     </w:p>
     <w:p>
       <w:pPr>
-        <w:pStyle w:val="Compact"/>
         <w:numPr>
           <w:ilvl w:val="0"/>
           <w:numId w:val="1001"/>
         </w:numPr>
+        <w:pStyle w:val="Compact"/>
       </w:pPr>
       <w:r>
         <w:t xml:space="preserve">Document and standardize the Creative Brief process with the Graphic Design department</w:t>
@@ -71,11 +71,11 @@
     </w:p>
     <w:p>
       <w:pPr>
-        <w:pStyle w:val="Compact"/>
         <w:numPr>
           <w:ilvl w:val="0"/>
           <w:numId w:val="1001"/>
         </w:numPr>
+        <w:pStyle w:val="Compact"/>
       </w:pPr>
       <w:r>
         <w:t xml:space="preserve">Establish three formal touchpoints/milestones in the collaboration cycle</w:t>
@@ -83,11 +83,11 @@
     </w:p>
     <w:p>
       <w:pPr>
-        <w:pStyle w:val="Compact"/>
         <w:numPr>
           <w:ilvl w:val="0"/>
           <w:numId w:val="1001"/>
         </w:numPr>
+        <w:pStyle w:val="Compact"/>
       </w:pPr>
       <w:r>
         <w:t xml:space="preserve">Create rubrics for evaluating cross-team communication and deliverable integration</w:t>
@@ -99,8 +99,8 @@
       </w:pPr>
       <w:r>
         <w:rPr>
-          <w:b/>
-          <w:bCs/>
+          <w:bCs/>
+          <w:b/>
         </w:rPr>
         <w:t xml:space="preserve">Status:</w:t>
       </w:r>
@@ -118,8 +118,8 @@
         </w:pict>
       </w:r>
     </w:p>
-    <w:bookmarkEnd w:id="9"/>
-    <w:bookmarkStart w:id="10" w:name="why-this-work-was-the-right-call"/>
+    <w:bookmarkEnd w:id="20"/>
+    <w:bookmarkStart w:id="21" w:name="why-this-work-was-the-right-call"/>
     <w:p>
       <w:pPr>
         <w:pStyle w:val="Heading2"/>
@@ -156,8 +156,8 @@
       </w:r>
       <w:r>
         <w:rPr>
-          <w:b/>
-          <w:bCs/>
+          <w:bCs/>
+          <w:b/>
         </w:rPr>
         <w:t xml:space="preserve">NACE Job Outlook 2025</w:t>
       </w:r>
@@ -177,32 +177,112 @@
       </w:r>
       <w:r>
         <w:rPr>
-          <w:b/>
-          <w:bCs/>
+          <w:bCs/>
+          <w:b/>
         </w:rPr>
         <w:t xml:space="preserve">World Economic Forum’s</w:t>
       </w:r>
       <w:r>
         <w:rPr>
-          <w:b/>
-          <w:bCs/>
-        </w:rPr>
-        <w:t xml:space="preserve"> </w:t>
-      </w:r>
-      <w:r>
-        <w:rPr>
-          <w:b/>
-          <w:bCs/>
+          <w:bCs/>
+          <w:b/>
+        </w:rPr>
+        <w:t xml:space="preserve"> </w:t>
+      </w:r>
+      <w:r>
+        <w:rPr>
+          <w:iCs/>
           <w:i/>
+          <w:bCs/>
+          <w:b/>
+        </w:rPr>
+        <w:t xml:space="preserve">Future of Jobs Report 2025</w:t>
+      </w:r>
+      <w:r>
+        <w:t xml:space="preserve"> </w:t>
+      </w:r>
+      <w:r>
+        <w:t xml:space="preserve">projects that 39% of workers’ existing skill sets will be transformed or rendered obsolete by 2030. The skills rising to fill that gap — analytical thinking, creative reasoning, resilience, flexibility — are precisely the outputs of environments where students must negotiate across disciplines under real constraints. Credentials alone don’t build them. Cross-functional project experience does.</w:t>
+      </w:r>
+    </w:p>
+    <w:p>
+      <w:pPr>
+        <w:pStyle w:val="BodyText"/>
+      </w:pPr>
+      <w:r>
+        <w:t xml:space="preserve">There is also a documented labor-market premium on professionals who can inhabit multiple roles.</w:t>
+      </w:r>
+      <w:r>
+        <w:t xml:space="preserve"> </w:t>
+      </w:r>
+      <w:r>
+        <w:rPr>
+          <w:bCs/>
+          <w:b/>
+        </w:rPr>
+        <w:t xml:space="preserve">Burning Glass Technologies’</w:t>
+      </w:r>
+      <w:r>
+        <w:rPr>
+          <w:bCs/>
+          <w:b/>
+        </w:rPr>
+        <w:t xml:space="preserve"> </w:t>
+      </w:r>
+      <w:r>
+        <w:rPr>
           <w:iCs/>
-        </w:rPr>
-        <w:t xml:space="preserve">Future of Jobs Report 2025</w:t>
-      </w:r>
-      <w:r>
-        <w:t xml:space="preserve"> </w:t>
-      </w:r>
-      <w:r>
-        <w:t xml:space="preserve">projects that 39% of workers’ existing skill sets will be transformed or rendered obsolete by 2030. The skills rising to fill that gap — analytical thinking, creative reasoning, resilience, flexibility — are precisely the outputs of environments where students must negotiate across disciplines under real constraints. Credentials alone don’t build them. Cross-functional project experience does.</w:t>
+          <w:i/>
+          <w:bCs/>
+          <w:b/>
+        </w:rPr>
+        <w:t xml:space="preserve">The Hybrid Job Economy</w:t>
+      </w:r>
+      <w:r>
+        <w:t xml:space="preserve"> </w:t>
+      </w:r>
+      <w:r>
+        <w:t xml:space="preserve">(2019) found that roles requiring skills at the intersection of design and development grow at approximately twice the rate of the overall job market and command 20–40% higher compensation. These roles don’t require mastery of two disciplines simultaneously — they require what IDEO CEO Tim Brown called the T-shape: disciplinary depth</w:t>
+      </w:r>
+      <w:r>
+        <w:t xml:space="preserve"> </w:t>
+      </w:r>
+      <w:r>
+        <w:rPr>
+          <w:iCs/>
+          <w:i/>
+        </w:rPr>
+        <w:t xml:space="preserve">plus</w:t>
+      </w:r>
+      <w:r>
+        <w:t xml:space="preserve"> </w:t>
+      </w:r>
+      <w:r>
+        <w:t xml:space="preserve">“</w:t>
+      </w:r>
+      <w:r>
+        <w:t xml:space="preserve">the disposition for collaboration across disciplines.</w:t>
+      </w:r>
+      <w:r>
+        <w:t xml:space="preserve">”</w:t>
+      </w:r>
+      <w:r>
+        <w:t xml:space="preserve"> </w:t>
+      </w:r>
+      <w:r>
+        <w:t xml:space="preserve">Without the latter, Brown observed,</w:t>
+      </w:r>
+      <w:r>
+        <w:t xml:space="preserve"> </w:t>
+      </w:r>
+      <w:r>
+        <w:t xml:space="preserve">“</w:t>
+      </w:r>
+      <w:r>
+        <w:t xml:space="preserve">you get gray compromises where the best you can achieve is the lowest common denominator.</w:t>
+      </w:r>
+      <w:r>
+        <w:t xml:space="preserve">”</w:t>
       </w:r>
     </w:p>
     <w:p>
@@ -210,116 +290,76 @@
         <w:pStyle w:val="BodyText"/>
       </w:pPr>
       <w:r>
-        <w:t xml:space="preserve">There is also a documented labor-market premium on professionals who can inhabit multiple roles.</w:t>
-      </w:r>
-      <w:r>
-        <w:t xml:space="preserve"> </w:t>
-      </w:r>
-      <w:r>
-        <w:rPr>
-          <w:b/>
-          <w:bCs/>
-        </w:rPr>
-        <w:t xml:space="preserve">Burning Glass Technologies’</w:t>
-      </w:r>
-      <w:r>
-        <w:rPr>
-          <w:b/>
-          <w:bCs/>
-        </w:rPr>
-        <w:t xml:space="preserve"> </w:t>
-      </w:r>
-      <w:r>
-        <w:rPr>
-          <w:b/>
-          <w:bCs/>
+        <w:t xml:space="preserve">The research on interdisciplinary CS-and-design education at the postsecondary level confirms that the structural challenge is solvable. Heines, Jeffers, and Kuhn’s</w:t>
+      </w:r>
+      <w:r>
+        <w:t xml:space="preserve"> </w:t>
+      </w:r>
+      <w:r>
+        <w:rPr>
+          <w:bCs/>
+          <w:b/>
+        </w:rPr>
+        <w:t xml:space="preserve">“</w:t>
+      </w:r>
+      <w:r>
+        <w:rPr>
+          <w:bCs/>
+          <w:b/>
+        </w:rPr>
+        <w:t xml:space="preserve">Performamatics</w:t>
+      </w:r>
+      <w:r>
+        <w:rPr>
+          <w:bCs/>
+          <w:b/>
+        </w:rPr>
+        <w:t xml:space="preserve">”</w:t>
+      </w:r>
+      <w:r>
+        <w:t xml:space="preserve"> </w:t>
+      </w:r>
+      <w:r>
+        <w:t xml:space="preserve">series (</w:t>
+      </w:r>
+      <w:r>
+        <w:rPr>
+          <w:iCs/>
           <w:i/>
+        </w:rPr>
+        <w:t xml:space="preserve">International Journal of Learning</w:t>
+      </w:r>
+      <w:r>
+        <w:t xml:space="preserve">, 2008; ACM SIGCSE, 2009) documented outcomes from pairing Computer Science and Design Arts students in joint projects at UMass Lowell, demonstrating measurable gains in motivation and engagement. McDonald and Wolfe’s work at DePaul (</w:t>
+      </w:r>
+      <w:r>
+        <w:rPr>
+          <w:bCs/>
+          <w:b/>
+        </w:rPr>
+        <w:t xml:space="preserve">“</w:t>
+      </w:r>
+      <w:r>
+        <w:rPr>
+          <w:bCs/>
+          <w:b/>
+        </w:rPr>
+        <w:t xml:space="preserve">Using Computer Graphics to Foster Interdisciplinary Collaboration in Capstone Courses,</w:t>
+      </w:r>
+      <w:r>
+        <w:rPr>
+          <w:bCs/>
+          <w:b/>
+        </w:rPr>
+        <w:t xml:space="preserve">”</w:t>
+      </w:r>
+      <w:r>
+        <w:t xml:space="preserve"> </w:t>
+      </w:r>
+      <w:r>
+        <w:rPr>
           <w:iCs/>
-        </w:rPr>
-        <w:t xml:space="preserve">The Hybrid Job Economy</w:t>
-      </w:r>
-      <w:r>
-        <w:t xml:space="preserve"> </w:t>
-      </w:r>
-      <w:r>
-        <w:t xml:space="preserve">(2019) found that roles requiring skills at the intersection of design and development grow at approximately twice the rate of the overall job market and command 20–40% higher compensation. These roles don’t require mastery of two disciplines simultaneously — they require what IDEO CEO Tim Brown called the T-shape: disciplinary depth</w:t>
-      </w:r>
-      <w:r>
-        <w:t xml:space="preserve"> </w:t>
-      </w:r>
-      <w:r>
-        <w:rPr>
           <w:i/>
-          <w:iCs/>
-        </w:rPr>
-        <w:t xml:space="preserve">plus</w:t>
-      </w:r>
-      <w:r>
-        <w:t xml:space="preserve"> </w:t>
-      </w:r>
-      <w:r>
-        <w:t xml:space="preserve">“the disposition for collaboration across disciplines.”</w:t>
-      </w:r>
-      <w:r>
-        <w:t xml:space="preserve"> </w:t>
-      </w:r>
-      <w:r>
-        <w:t xml:space="preserve">Without the latter, Brown observed,</w:t>
-      </w:r>
-      <w:r>
-        <w:t xml:space="preserve"> </w:t>
-      </w:r>
-      <w:r>
-        <w:t xml:space="preserve">“you get gray compromises where the best you can achieve is the lowest common denominator.”</w:t>
-      </w:r>
-    </w:p>
-    <w:p>
-      <w:pPr>
-        <w:pStyle w:val="BodyText"/>
-      </w:pPr>
-      <w:r>
-        <w:t xml:space="preserve">The research on interdisciplinary CS-and-design education at the postsecondary level confirms that the structural challenge is solvable. Heines, Jeffers, and Kuhn’s</w:t>
-      </w:r>
-      <w:r>
-        <w:t xml:space="preserve"> </w:t>
-      </w:r>
-      <w:r>
-        <w:rPr>
-          <w:b/>
-          <w:bCs/>
-        </w:rPr>
-        <w:t xml:space="preserve">“Performamatics”</w:t>
-      </w:r>
-      <w:r>
-        <w:t xml:space="preserve"> </w:t>
-      </w:r>
-      <w:r>
-        <w:t xml:space="preserve">series (</w:t>
-      </w:r>
-      <w:r>
-        <w:rPr>
-          <w:i/>
-          <w:iCs/>
-        </w:rPr>
-        <w:t xml:space="preserve">International Journal of Learning</w:t>
-      </w:r>
-      <w:r>
-        <w:t xml:space="preserve">, 2008; ACM SIGCSE, 2009) documented outcomes from pairing Computer Science and Design Arts students in joint projects at UMass Lowell, demonstrating measurable gains in motivation and engagement. McDonald and Wolfe’s work at DePaul (</w:t>
-      </w:r>
-      <w:r>
-        <w:rPr>
-          <w:b/>
-          <w:bCs/>
-        </w:rPr>
-        <w:t xml:space="preserve">“Using Computer Graphics to Foster Interdisciplinary Collaboration in Capstone Courses,”</w:t>
-      </w:r>
-      <w:r>
-        <w:t xml:space="preserve"> </w:t>
-      </w:r>
-      <w:r>
-        <w:rPr>
-          <w:i/>
-          <w:iCs/>
         </w:rPr>
         <w:t xml:space="preserve">Journal of Computing Sciences in Colleges</w:t>
       </w:r>
@@ -330,7 +370,13 @@
         <w:t xml:space="preserve"> </w:t>
       </w:r>
       <w:r>
-        <w:t xml:space="preserve">“working effectively as a member of an interdisciplinary team is a skill highly valued by today’s employers”</w:t>
+        <w:t xml:space="preserve">“</w:t>
+      </w:r>
+      <w:r>
+        <w:t xml:space="preserve">working effectively as a member of an interdisciplinary team is a skill highly valued by today’s employers</w:t>
+      </w:r>
+      <w:r>
+        <w:t xml:space="preserve">”</w:t>
       </w:r>
       <w:r>
         <w:t xml:space="preserve"> </w:t>
@@ -342,7 +388,13 @@
         <w:t xml:space="preserve"> </w:t>
       </w:r>
       <w:r>
-        <w:t xml:space="preserve">“a smoother end product”</w:t>
+        <w:t xml:space="preserve">“</w:t>
+      </w:r>
+      <w:r>
+        <w:t xml:space="preserve">a smoother end product</w:t>
+      </w:r>
+      <w:r>
+        <w:t xml:space="preserve">”</w:t>
       </w:r>
       <w:r>
         <w:t xml:space="preserve"> </w:t>
@@ -366,8 +418,8 @@
         </w:pict>
       </w:r>
     </w:p>
-    <w:bookmarkEnd w:id="10"/>
-    <w:bookmarkStart w:id="11" w:name="X22c3debc7a0cfef1f33de0a18a50af16676131c"/>
+    <w:bookmarkEnd w:id="21"/>
+    <w:bookmarkStart w:id="22" w:name="X22c3debc7a0cfef1f33de0a18a50af16676131c"/>
     <w:p>
       <w:pPr>
         <w:pStyle w:val="Heading2"/>
@@ -386,11 +438,11 @@
     </w:p>
     <w:p>
       <w:pPr>
-        <w:pStyle w:val="Compact"/>
         <w:numPr>
           <w:ilvl w:val="0"/>
           <w:numId w:val="1002"/>
         </w:numPr>
+        <w:pStyle w:val="Compact"/>
       </w:pPr>
       <w:r>
         <w:t xml:space="preserve">Departments run on different milestone schedules, so deliverable timing never quite aligns</w:t>
@@ -398,11 +450,11 @@
     </w:p>
     <w:p>
       <w:pPr>
-        <w:pStyle w:val="Compact"/>
         <w:numPr>
           <w:ilvl w:val="0"/>
           <w:numId w:val="1002"/>
         </w:numPr>
+        <w:pStyle w:val="Compact"/>
       </w:pPr>
       <w:r>
         <w:t xml:space="preserve">Disciplinary terminology diverges in ways neither party recognizes until handoffs break</w:t>
@@ -410,11 +462,11 @@
     </w:p>
     <w:p>
       <w:pPr>
-        <w:pStyle w:val="Compact"/>
         <w:numPr>
           <w:ilvl w:val="0"/>
           <w:numId w:val="1002"/>
         </w:numPr>
+        <w:pStyle w:val="Compact"/>
       </w:pPr>
       <w:r>
         <w:t xml:space="preserve">Ownership of shared deliverables is ambiguous, so each side waits for the other</w:t>
@@ -422,11 +474,11 @@
     </w:p>
     <w:p>
       <w:pPr>
-        <w:pStyle w:val="Compact"/>
         <w:numPr>
           <w:ilvl w:val="0"/>
           <w:numId w:val="1002"/>
         </w:numPr>
+        <w:pStyle w:val="Compact"/>
       </w:pPr>
       <w:r>
         <w:t xml:space="preserve">Collaboration quality is either not assessed at all, or assessed only as part of a product grade that obscures whether the team actually functioned</w:t>
@@ -444,24 +496,38 @@
       </w:r>
       <w:r>
         <w:rPr>
-          <w:b/>
-          <w:bCs/>
+          <w:bCs/>
+          <w:b/>
         </w:rPr>
         <w:t xml:space="preserve">Nielsen Norman Group’s</w:t>
       </w:r>
       <w:r>
         <w:rPr>
-          <w:b/>
-          <w:bCs/>
-        </w:rPr>
-        <w:t xml:space="preserve"> </w:t>
-      </w:r>
-      <w:r>
-        <w:rPr>
-          <w:b/>
-          <w:bCs/>
-        </w:rPr>
-        <w:t xml:space="preserve">“Creating Design Specs for Development”</w:t>
+          <w:bCs/>
+          <w:b/>
+        </w:rPr>
+        <w:t xml:space="preserve"> </w:t>
+      </w:r>
+      <w:r>
+        <w:rPr>
+          <w:bCs/>
+          <w:b/>
+        </w:rPr>
+        <w:t xml:space="preserve">“</w:t>
+      </w:r>
+      <w:r>
+        <w:rPr>
+          <w:bCs/>
+          <w:b/>
+        </w:rPr>
+        <w:t xml:space="preserve">Creating Design Specs for Development</w:t>
+      </w:r>
+      <w:r>
+        <w:rPr>
+          <w:bCs/>
+          <w:b/>
+        </w:rPr>
+        <w:t xml:space="preserve">”</w:t>
       </w:r>
       <w:r>
         <w:t xml:space="preserve"> </w:t>
@@ -473,7 +539,13 @@
         <w:t xml:space="preserve"> </w:t>
       </w:r>
       <w:r>
-        <w:t xml:space="preserve">“confusion and frustration in design and development teams”</w:t>
+        <w:t xml:space="preserve">“</w:t>
+      </w:r>
+      <w:r>
+        <w:t xml:space="preserve">confusion and frustration in design and development teams</w:t>
+      </w:r>
+      <w:r>
+        <w:t xml:space="preserve">”</w:t>
       </w:r>
       <w:r>
         <w:t xml:space="preserve"> </w:t>
@@ -485,7 +557,13 @@
         <w:t xml:space="preserve"> </w:t>
       </w:r>
       <w:r>
-        <w:t xml:space="preserve">“contract between design and development.”</w:t>
+        <w:t xml:space="preserve">“</w:t>
+      </w:r>
+      <w:r>
+        <w:t xml:space="preserve">contract between design and development.</w:t>
+      </w:r>
+      <w:r>
+        <w:t xml:space="preserve">”</w:t>
       </w:r>
       <w:r>
         <w:t xml:space="preserve"> </w:t>
@@ -498,8 +576,8 @@
       </w:r>
       <w:r>
         <w:rPr>
-          <w:b/>
-          <w:bCs/>
+          <w:bCs/>
+          <w:b/>
         </w:rPr>
         <w:t xml:space="preserve">Interaction Design Foundation’s 2026 handoff curriculum</w:t>
       </w:r>
@@ -525,8 +603,8 @@
         </w:pict>
       </w:r>
     </w:p>
-    <w:bookmarkEnd w:id="11"/>
-    <w:bookmarkStart w:id="16" w:name="framework-architecture"/>
+    <w:bookmarkEnd w:id="22"/>
+    <w:bookmarkStart w:id="27" w:name="framework-architecture"/>
     <w:p>
       <w:pPr>
         <w:pStyle w:val="Heading2"/>
@@ -543,7 +621,7 @@
         <w:t xml:space="preserve">The framework is organized around one insight: structure doesn’t constrain creativity; it creates the conditions in which creativity can be delivered reliably.</w:t>
       </w:r>
     </w:p>
-    <w:bookmarkStart w:id="12" w:name="role-clarity-the-gray-clearance-model"/>
+    <w:bookmarkStart w:id="23" w:name="role-clarity-the-gray-clearance-model"/>
     <w:p>
       <w:pPr>
         <w:pStyle w:val="Heading3"/>
@@ -564,8 +642,8 @@
       </w:r>
       <w:r>
         <w:rPr>
-          <w:b/>
-          <w:bCs/>
+          <w:bCs/>
+          <w:b/>
         </w:rPr>
         <w:t xml:space="preserve">GRAY clearance</w:t>
       </w:r>
@@ -580,8 +658,8 @@
       </w:r>
       <w:r>
         <w:rPr>
+          <w:iCs/>
           <w:i/>
-          <w:iCs/>
         </w:rPr>
         <w:t xml:space="preserve">Guidance, Review, Aesthetic Yield</w:t>
       </w:r>
@@ -599,11 +677,11 @@
     </w:p>
     <w:p>
       <w:pPr>
-        <w:pStyle w:val="Compact"/>
         <w:numPr>
           <w:ilvl w:val="0"/>
           <w:numId w:val="1003"/>
         </w:numPr>
+        <w:pStyle w:val="Compact"/>
       </w:pPr>
       <w:r>
         <w:t xml:space="preserve">Established design students as specialized consultants with defined deliverables — not subordinate support, not passive recipients</w:t>
@@ -611,11 +689,11 @@
     </w:p>
     <w:p>
       <w:pPr>
-        <w:pStyle w:val="Compact"/>
         <w:numPr>
           <w:ilvl w:val="0"/>
           <w:numId w:val="1003"/>
         </w:numPr>
+        <w:pStyle w:val="Compact"/>
       </w:pPr>
       <w:r>
         <w:t xml:space="preserve">Positioned the Creative Brief as a formal work order between professional roles, creating mutual accountability</w:t>
@@ -623,11 +701,11 @@
     </w:p>
     <w:p>
       <w:pPr>
-        <w:pStyle w:val="Compact"/>
         <w:numPr>
           <w:ilvl w:val="0"/>
           <w:numId w:val="1003"/>
         </w:numPr>
+        <w:pStyle w:val="Compact"/>
       </w:pPr>
       <w:r>
         <w:t xml:space="preserve">Integrated both departments into the same Scrum milestone structure, so neither operated on an external or implicit schedule</w:t>
@@ -635,11 +713,11 @@
     </w:p>
     <w:p>
       <w:pPr>
-        <w:pStyle w:val="Compact"/>
         <w:numPr>
           <w:ilvl w:val="0"/>
           <w:numId w:val="1003"/>
         </w:numPr>
+        <w:pStyle w:val="Compact"/>
       </w:pPr>
       <w:r>
         <w:t xml:space="preserve">Brought design students into CS Scrum ceremonies — standups, sprint planning, sprint reviews, retrospectives — as full participants</w:t>
@@ -657,8 +735,8 @@
       </w:r>
       <w:r>
         <w:rPr>
-          <w:b/>
-          <w:bCs/>
+          <w:bCs/>
+          <w:b/>
         </w:rPr>
         <w:t xml:space="preserve">Scrum Alliance</w:t>
       </w:r>
@@ -672,7 +750,13 @@
         <w:t xml:space="preserve"> </w:t>
       </w:r>
       <w:r>
-        <w:t xml:space="preserve">“can include developers, testers, designers, and any other roles required to achieve the sprint goal”</w:t>
+        <w:t xml:space="preserve">“</w:t>
+      </w:r>
+      <w:r>
+        <w:t xml:space="preserve">can include developers, testers, designers, and any other roles required to achieve the sprint goal</w:t>
+      </w:r>
+      <w:r>
+        <w:t xml:space="preserve">”</w:t>
       </w:r>
       <w:r>
         <w:t xml:space="preserve"> </w:t>
@@ -685,8 +769,8 @@
       </w:r>
       <w:r>
         <w:rPr>
-          <w:b/>
-          <w:bCs/>
+          <w:bCs/>
+          <w:b/>
         </w:rPr>
         <w:t xml:space="preserve">U.S. Digital Service TechFAR Hub</w:t>
       </w:r>
@@ -704,8 +788,8 @@
         </w:pict>
       </w:r>
     </w:p>
-    <w:bookmarkEnd w:id="12"/>
-    <w:bookmarkStart w:id="13" w:name="X45c5ec743299cb364d773008414490bc10c2d9f"/>
+    <w:bookmarkEnd w:id="23"/>
+    <w:bookmarkStart w:id="24" w:name="X45c5ec743299cb364d773008414490bc10c2d9f"/>
     <w:p>
       <w:pPr>
         <w:pStyle w:val="Heading3"/>
@@ -720,8 +804,8 @@
       </w:pPr>
       <w:r>
         <w:rPr>
-          <w:b/>
-          <w:bCs/>
+          <w:bCs/>
+          <w:b/>
         </w:rPr>
         <w:t xml:space="preserve">Documentation created:</w:t>
       </w:r>
@@ -745,16 +829,16 @@
     </w:p>
     <w:p>
       <w:pPr>
-        <w:pStyle w:val="Compact"/>
         <w:numPr>
           <w:ilvl w:val="0"/>
           <w:numId w:val="1004"/>
         </w:numPr>
-      </w:pPr>
-      <w:r>
-        <w:rPr>
-          <w:b/>
-          <w:bCs/>
+        <w:pStyle w:val="Compact"/>
+      </w:pPr>
+      <w:r>
+        <w:rPr>
+          <w:bCs/>
+          <w:b/>
         </w:rPr>
         <w:t xml:space="preserve">Product Brief</w:t>
       </w:r>
@@ -767,16 +851,16 @@
     </w:p>
     <w:p>
       <w:pPr>
-        <w:pStyle w:val="Compact"/>
         <w:numPr>
           <w:ilvl w:val="0"/>
           <w:numId w:val="1004"/>
         </w:numPr>
-      </w:pPr>
-      <w:r>
-        <w:rPr>
-          <w:b/>
-          <w:bCs/>
+        <w:pStyle w:val="Compact"/>
+      </w:pPr>
+      <w:r>
+        <w:rPr>
+          <w:bCs/>
+          <w:b/>
         </w:rPr>
         <w:t xml:space="preserve">Technical Brief</w:t>
       </w:r>
@@ -789,16 +873,16 @@
     </w:p>
     <w:p>
       <w:pPr>
-        <w:pStyle w:val="Compact"/>
         <w:numPr>
           <w:ilvl w:val="0"/>
           <w:numId w:val="1004"/>
         </w:numPr>
-      </w:pPr>
-      <w:r>
-        <w:rPr>
-          <w:b/>
-          <w:bCs/>
+        <w:pStyle w:val="Compact"/>
+      </w:pPr>
+      <w:r>
+        <w:rPr>
+          <w:bCs/>
+          <w:b/>
         </w:rPr>
         <w:t xml:space="preserve">Design Brief Response</w:t>
       </w:r>
@@ -815,8 +899,8 @@
       </w:pPr>
       <w:r>
         <w:rPr>
-          <w:b/>
-          <w:bCs/>
+          <w:bCs/>
+          <w:b/>
         </w:rPr>
         <w:t xml:space="preserve">Process sequence (Sprint 0 is the pre-build planning sprint; Sprint 1 is the first build sprint):</w:t>
       </w:r>
@@ -826,6 +910,7 @@
         <w:tblStyle w:val="Table"/>
         <w:tblW w:type="auto" w:w="0"/>
         <w:tblLook w:firstRow="1" w:lastRow="0" w:firstColumn="0" w:lastColumn="0" w:noHBand="0" w:noVBand="0" w:val="0020"/>
+        <w:jc w:val="start"/>
       </w:tblPr>
       <w:tblGrid>
         <w:gridCol w:w="2640"/>
@@ -834,13 +919,14 @@
       </w:tblGrid>
       <w:tr>
         <w:trPr>
-          <w:tblHeader w:val="on"/>
+          <w:tblHeader w:val="true"/>
         </w:trPr>
         <w:tc>
           <w:tcPr/>
           <w:p>
             <w:pPr>
               <w:pStyle w:val="Compact"/>
+              <w:jc w:val="left"/>
             </w:pPr>
             <w:r>
               <w:t xml:space="preserve">Stage</w:t>
@@ -852,6 +938,7 @@
           <w:p>
             <w:pPr>
               <w:pStyle w:val="Compact"/>
+              <w:jc w:val="left"/>
             </w:pPr>
             <w:r>
               <w:t xml:space="preserve">Event</w:t>
@@ -863,6 +950,7 @@
           <w:p>
             <w:pPr>
               <w:pStyle w:val="Compact"/>
+              <w:jc w:val="left"/>
             </w:pPr>
             <w:r>
               <w:t xml:space="preserve">Timing</w:t>
@@ -876,6 +964,7 @@
           <w:p>
             <w:pPr>
               <w:pStyle w:val="Compact"/>
+              <w:jc w:val="left"/>
             </w:pPr>
             <w:r>
               <w:t xml:space="preserve">Sprint 0, Wk 2</w:t>
@@ -887,6 +976,7 @@
           <w:p>
             <w:pPr>
               <w:pStyle w:val="Compact"/>
+              <w:jc w:val="left"/>
             </w:pPr>
             <w:r>
               <w:t xml:space="preserve">CS team submits Product and Technical Briefs</w:t>
@@ -898,6 +988,7 @@
           <w:p>
             <w:pPr>
               <w:pStyle w:val="Compact"/>
+              <w:jc w:val="left"/>
             </w:pPr>
             <w:r>
               <w:t xml:space="preserve">—</w:t>
@@ -911,6 +1002,7 @@
           <w:p>
             <w:pPr>
               <w:pStyle w:val="Compact"/>
+              <w:jc w:val="left"/>
             </w:pPr>
             <w:r>
               <w:t xml:space="preserve">Sprint 0, Wk 3</w:t>
@@ -922,6 +1014,7 @@
           <w:p>
             <w:pPr>
               <w:pStyle w:val="Compact"/>
+              <w:jc w:val="left"/>
             </w:pPr>
             <w:r>
               <w:t xml:space="preserve">GRD student submits clarifying questions</w:t>
@@ -933,6 +1026,7 @@
           <w:p>
             <w:pPr>
               <w:pStyle w:val="Compact"/>
+              <w:jc w:val="left"/>
             </w:pPr>
             <w:r>
               <w:t xml:space="preserve">—</w:t>
@@ -946,6 +1040,7 @@
           <w:p>
             <w:pPr>
               <w:pStyle w:val="Compact"/>
+              <w:jc w:val="left"/>
             </w:pPr>
             <w:r>
               <w:t xml:space="preserve">Sprint 0, Wk 4</w:t>
@@ -957,6 +1052,7 @@
           <w:p>
             <w:pPr>
               <w:pStyle w:val="Compact"/>
+              <w:jc w:val="left"/>
             </w:pPr>
             <w:r>
               <w:t xml:space="preserve">CS team refines brief with answers</w:t>
@@ -968,6 +1064,7 @@
           <w:p>
             <w:pPr>
               <w:pStyle w:val="Compact"/>
+              <w:jc w:val="left"/>
             </w:pPr>
             <w:r>
               <w:t xml:space="preserve">—</w:t>
@@ -981,6 +1078,7 @@
           <w:p>
             <w:pPr>
               <w:pStyle w:val="Compact"/>
+              <w:jc w:val="left"/>
             </w:pPr>
             <w:r>
               <w:t xml:space="preserve">Sprint 1, Wk 1</w:t>
@@ -992,6 +1090,7 @@
           <w:p>
             <w:pPr>
               <w:pStyle w:val="Compact"/>
+              <w:jc w:val="left"/>
             </w:pPr>
             <w:r>
               <w:t xml:space="preserve">GRD student delivers concept mockups</w:t>
@@ -1003,6 +1102,7 @@
           <w:p>
             <w:pPr>
               <w:pStyle w:val="Compact"/>
+              <w:jc w:val="left"/>
             </w:pPr>
             <w:r>
               <w:t xml:space="preserve">—</w:t>
@@ -1016,6 +1116,7 @@
           <w:p>
             <w:pPr>
               <w:pStyle w:val="Compact"/>
+              <w:jc w:val="left"/>
             </w:pPr>
             <w:r>
               <w:t xml:space="preserve">Sprint 1, Wk 2</w:t>
@@ -1027,6 +1128,7 @@
           <w:p>
             <w:pPr>
               <w:pStyle w:val="Compact"/>
+              <w:jc w:val="left"/>
             </w:pPr>
             <w:r>
               <w:t xml:space="preserve">CS team provides integration feedback</w:t>
@@ -1038,6 +1140,7 @@
           <w:p>
             <w:pPr>
               <w:pStyle w:val="Compact"/>
+              <w:jc w:val="left"/>
             </w:pPr>
             <w:r>
               <w:t xml:space="preserve">—</w:t>
@@ -1051,6 +1154,7 @@
           <w:p>
             <w:pPr>
               <w:pStyle w:val="Compact"/>
+              <w:jc w:val="left"/>
             </w:pPr>
             <w:r>
               <w:t xml:space="preserve">Sprint 1, Wk 3–4</w:t>
@@ -1062,6 +1166,7 @@
           <w:p>
             <w:pPr>
               <w:pStyle w:val="Compact"/>
+              <w:jc w:val="left"/>
             </w:pPr>
             <w:r>
               <w:t xml:space="preserve">GRD student delivers production assets</w:t>
@@ -1073,6 +1178,7 @@
           <w:p>
             <w:pPr>
               <w:pStyle w:val="Compact"/>
+              <w:jc w:val="left"/>
             </w:pPr>
             <w:r>
               <w:t xml:space="preserve">—</w:t>
@@ -1087,8 +1193,8 @@
       </w:pPr>
       <w:r>
         <w:rPr>
-          <w:b/>
-          <w:bCs/>
+          <w:bCs/>
+          <w:b/>
         </w:rPr>
         <w:t xml:space="preserve">Why this structure maps to industry norms:</w:t>
       </w:r>
@@ -1102,7 +1208,13 @@
         <w:t xml:space="preserve"> </w:t>
       </w:r>
       <w:r>
-        <w:t xml:space="preserve">“contract”</w:t>
+        <w:t xml:space="preserve">“</w:t>
+      </w:r>
+      <w:r>
+        <w:t xml:space="preserve">contract</w:t>
+      </w:r>
+      <w:r>
+        <w:t xml:space="preserve">”</w:t>
       </w:r>
       <w:r>
         <w:t xml:space="preserve"> </w:t>
@@ -1117,8 +1229,8 @@
       </w:pPr>
       <w:r>
         <w:rPr>
-          <w:b/>
-          <w:bCs/>
+          <w:bCs/>
+          <w:b/>
         </w:rPr>
         <w:t xml:space="preserve">Previous state:</w:t>
       </w:r>
@@ -1133,8 +1245,8 @@
       </w:r>
       <w:r>
         <w:rPr>
-          <w:b/>
-          <w:bCs/>
+          <w:bCs/>
+          <w:b/>
         </w:rPr>
         <w:t xml:space="preserve">Current state:</w:t>
       </w:r>
@@ -1152,8 +1264,8 @@
         </w:pict>
       </w:r>
     </w:p>
-    <w:bookmarkEnd w:id="13"/>
-    <w:bookmarkStart w:id="14" w:name="deliverable-2-three-formal-touchpoints"/>
+    <w:bookmarkEnd w:id="24"/>
+    <w:bookmarkStart w:id="25" w:name="deliverable-2-three-formal-touchpoints"/>
     <w:p>
       <w:pPr>
         <w:pStyle w:val="Heading3"/>
@@ -1168,8 +1280,8 @@
       </w:pPr>
       <w:r>
         <w:rPr>
-          <w:b/>
-          <w:bCs/>
+          <w:bCs/>
+          <w:b/>
         </w:rPr>
         <w:t xml:space="preserve">Documentation created:</w:t>
       </w:r>
@@ -1194,19 +1306,31 @@
         <w:t xml:space="preserve"> </w:t>
       </w:r>
       <w:r>
-        <w:t xml:space="preserve">“what</w:t>
-      </w:r>
-      <w:r>
-        <w:t xml:space="preserve"> </w:t>
-      </w:r>
-      <w:r>
-        <w:t xml:space="preserve">‘done’</w:t>
-      </w:r>
-      <w:r>
-        <w:t xml:space="preserve"> </w:t>
-      </w:r>
-      <w:r>
-        <w:t xml:space="preserve">looks like at various intervals”</w:t>
+        <w:t xml:space="preserve">“</w:t>
+      </w:r>
+      <w:r>
+        <w:t xml:space="preserve">what</w:t>
+      </w:r>
+      <w:r>
+        <w:t xml:space="preserve"> </w:t>
+      </w:r>
+      <w:r>
+        <w:t xml:space="preserve">‘</w:t>
+      </w:r>
+      <w:r>
+        <w:t xml:space="preserve">done</w:t>
+      </w:r>
+      <w:r>
+        <w:t xml:space="preserve">’</w:t>
+      </w:r>
+      <w:r>
+        <w:t xml:space="preserve"> </w:t>
+      </w:r>
+      <w:r>
+        <w:t xml:space="preserve">looks like at various intervals</w:t>
+      </w:r>
+      <w:r>
+        <w:t xml:space="preserve">”</w:t>
       </w:r>
       <w:r>
         <w:t xml:space="preserve"> </w:t>
@@ -1221,8 +1345,8 @@
       </w:pPr>
       <w:r>
         <w:rPr>
-          <w:b/>
-          <w:bCs/>
+          <w:bCs/>
+          <w:b/>
         </w:rPr>
         <w:t xml:space="preserve">Touchpoint 1: Creative Brief Exchange</w:t>
       </w:r>
@@ -1247,8 +1371,8 @@
       </w:pPr>
       <w:r>
         <w:rPr>
-          <w:b/>
-          <w:bCs/>
+          <w:bCs/>
+          <w:b/>
         </w:rPr>
         <w:t xml:space="preserve">Touchpoint 2: Concept Review and Iteration</w:t>
       </w:r>
@@ -1273,8 +1397,8 @@
       </w:pPr>
       <w:r>
         <w:rPr>
-          <w:b/>
-          <w:bCs/>
+          <w:bCs/>
+          <w:b/>
         </w:rPr>
         <w:t xml:space="preserve">Touchpoint 3: Asset Delivery and Integration</w:t>
       </w:r>
@@ -1299,8 +1423,8 @@
       </w:pPr>
       <w:r>
         <w:rPr>
-          <w:b/>
-          <w:bCs/>
+          <w:bCs/>
+          <w:b/>
         </w:rPr>
         <w:t xml:space="preserve">Integration with Scrum ceremonies:</w:t>
       </w:r>
@@ -1312,18 +1436,32 @@
       </w:r>
       <w:r>
         <w:rPr>
-          <w:b/>
-          <w:bCs/>
-        </w:rPr>
-        <w:t xml:space="preserve">“A Capstone Course on Agile Software Development Using Scrum,”</w:t>
-      </w:r>
-      <w:r>
-        <w:t xml:space="preserve"> </w:t>
-      </w:r>
-      <w:r>
-        <w:rPr>
+          <w:bCs/>
+          <w:b/>
+        </w:rPr>
+        <w:t xml:space="preserve">“</w:t>
+      </w:r>
+      <w:r>
+        <w:rPr>
+          <w:bCs/>
+          <w:b/>
+        </w:rPr>
+        <w:t xml:space="preserve">A Capstone Course on Agile Software Development Using Scrum,</w:t>
+      </w:r>
+      <w:r>
+        <w:rPr>
+          <w:bCs/>
+          <w:b/>
+        </w:rPr>
+        <w:t xml:space="preserve">”</w:t>
+      </w:r>
+      <w:r>
+        <w:t xml:space="preserve"> </w:t>
+      </w:r>
+      <w:r>
+        <w:rPr>
+          <w:iCs/>
           <w:i/>
-          <w:iCs/>
         </w:rPr>
         <w:t xml:space="preserve">IEEE Transactions on Education</w:t>
       </w:r>
@@ -1334,7 +1472,13 @@
         <w:t xml:space="preserve"> </w:t>
       </w:r>
       <w:r>
-        <w:t xml:space="preserve">“overwhelmingly positive”</w:t>
+        <w:t xml:space="preserve">“</w:t>
+      </w:r>
+      <w:r>
+        <w:t xml:space="preserve">overwhelmingly positive</w:t>
+      </w:r>
+      <w:r>
+        <w:t xml:space="preserve">”</w:t>
       </w:r>
       <w:r>
         <w:t xml:space="preserve"> </w:t>
@@ -1350,8 +1494,8 @@
         </w:pict>
       </w:r>
     </w:p>
-    <w:bookmarkEnd w:id="14"/>
-    <w:bookmarkStart w:id="15" w:name="deliverable-3-collaboration-rubrics"/>
+    <w:bookmarkEnd w:id="25"/>
+    <w:bookmarkStart w:id="26" w:name="deliverable-3-collaboration-rubrics"/>
     <w:p>
       <w:pPr>
         <w:pStyle w:val="Heading3"/>
@@ -1366,8 +1510,8 @@
       </w:pPr>
       <w:r>
         <w:rPr>
-          <w:b/>
-          <w:bCs/>
+          <w:bCs/>
+          <w:b/>
         </w:rPr>
         <w:t xml:space="preserve">Documentation created:</w:t>
       </w:r>
@@ -1401,8 +1545,8 @@
       </w:r>
       <w:r>
         <w:rPr>
-          <w:b/>
-          <w:bCs/>
+          <w:bCs/>
+          <w:b/>
         </w:rPr>
         <w:t xml:space="preserve">Interprofessional Collaborator Assessment Rubric</w:t>
       </w:r>
@@ -1417,18 +1561,18 @@
       </w:r>
       <w:r>
         <w:rPr>
+          <w:iCs/>
           <w:i/>
+        </w:rPr>
+        <w:t xml:space="preserve">Framework for Action on Interprofessional Education &amp; Collaborative Practice</w:t>
+      </w:r>
+      <w:r>
+        <w:t xml:space="preserve">) is the most-cited validated instrument of this type, and its architecture — assessing collaboration as a competency in its own right — is directly applicable here. A 2024 meta-analysis by Panadero et al. (</w:t>
+      </w:r>
+      <w:r>
+        <w:rPr>
           <w:iCs/>
-        </w:rPr>
-        <w:t xml:space="preserve">Framework for Action on Interprofessional Education &amp; Collaborative Practice</w:t>
-      </w:r>
-      <w:r>
-        <w:t xml:space="preserve">) is the most-cited validated instrument of this type, and its architecture — assessing collaboration as a competency in its own right — is directly applicable here. A 2024 meta-analysis by Panadero et al. (</w:t>
-      </w:r>
-      <w:r>
-        <w:rPr>
           <w:i/>
-          <w:iCs/>
         </w:rPr>
         <w:t xml:space="preserve">Educational Psychology Review</w:t>
       </w:r>
@@ -1442,8 +1586,8 @@
       </w:pPr>
       <w:r>
         <w:rPr>
-          <w:b/>
-          <w:bCs/>
+          <w:bCs/>
+          <w:b/>
         </w:rPr>
         <w:t xml:space="preserve">Rubric structure:</w:t>
       </w:r>
@@ -1452,8 +1596,8 @@
       <w:tblPr>
         <w:tblStyle w:val="Table"/>
         <w:tblW w:type="pct" w:w="5000"/>
-        <w:tblLayout w:type="fixed"/>
         <w:tblLook w:firstRow="1" w:lastRow="0" w:firstColumn="0" w:lastColumn="0" w:noHBand="0" w:noVBand="0" w:val="0020"/>
+        <w:jc w:val="start"/>
       </w:tblPr>
       <w:tblGrid>
         <w:gridCol w:w="1702"/>
@@ -1462,13 +1606,14 @@
       </w:tblGrid>
       <w:tr>
         <w:trPr>
-          <w:tblHeader w:val="on"/>
+          <w:tblHeader w:val="true"/>
         </w:trPr>
         <w:tc>
           <w:tcPr/>
           <w:p>
             <w:pPr>
               <w:pStyle w:val="Compact"/>
+              <w:jc w:val="left"/>
             </w:pPr>
             <w:r>
               <w:t xml:space="preserve">Category</w:t>
@@ -1480,6 +1625,7 @@
           <w:p>
             <w:pPr>
               <w:pStyle w:val="Compact"/>
+              <w:jc w:val="left"/>
             </w:pPr>
             <w:r>
               <w:t xml:space="preserve">Points</w:t>
@@ -1491,6 +1637,7 @@
           <w:p>
             <w:pPr>
               <w:pStyle w:val="Compact"/>
+              <w:jc w:val="left"/>
             </w:pPr>
             <w:r>
               <w:t xml:space="preserve">What It Measures</w:t>
@@ -1504,6 +1651,7 @@
           <w:p>
             <w:pPr>
               <w:pStyle w:val="Compact"/>
+              <w:jc w:val="left"/>
             </w:pPr>
             <w:r>
               <w:t xml:space="preserve">Communication Quality</w:t>
@@ -1515,6 +1663,7 @@
           <w:p>
             <w:pPr>
               <w:pStyle w:val="Compact"/>
+              <w:jc w:val="left"/>
             </w:pPr>
             <w:r>
               <w:t xml:space="preserve">20</w:t>
@@ -1526,6 +1675,7 @@
           <w:p>
             <w:pPr>
               <w:pStyle w:val="Compact"/>
+              <w:jc w:val="left"/>
             </w:pPr>
             <w:r>
               <w:t xml:space="preserve">Clarity of briefs, responsiveness, professionalism, documentation completeness</w:t>
@@ -1539,6 +1689,7 @@
           <w:p>
             <w:pPr>
               <w:pStyle w:val="Compact"/>
+              <w:jc w:val="left"/>
             </w:pPr>
             <w:r>
               <w:t xml:space="preserve">Deliverable Integration</w:t>
@@ -1550,6 +1701,7 @@
           <w:p>
             <w:pPr>
               <w:pStyle w:val="Compact"/>
+              <w:jc w:val="left"/>
             </w:pPr>
             <w:r>
               <w:t xml:space="preserve">25</w:t>
@@ -1561,6 +1713,7 @@
           <w:p>
             <w:pPr>
               <w:pStyle w:val="Compact"/>
+              <w:jc w:val="left"/>
             </w:pPr>
             <w:r>
               <w:t xml:space="preserve">Technical spec adherence, asset quality, integration success, fidelity</w:t>
@@ -1574,6 +1727,7 @@
           <w:p>
             <w:pPr>
               <w:pStyle w:val="Compact"/>
+              <w:jc w:val="left"/>
             </w:pPr>
             <w:r>
               <w:t xml:space="preserve">Collaboration Process</w:t>
@@ -1585,6 +1739,7 @@
           <w:p>
             <w:pPr>
               <w:pStyle w:val="Compact"/>
+              <w:jc w:val="left"/>
             </w:pPr>
             <w:r>
               <w:t xml:space="preserve">20</w:t>
@@ -1596,6 +1751,7 @@
           <w:p>
             <w:pPr>
               <w:pStyle w:val="Compact"/>
+              <w:jc w:val="left"/>
             </w:pPr>
             <w:r>
               <w:t xml:space="preserve">Milestone adherence, iteration responsiveness, problem-solving approach</w:t>
@@ -1609,6 +1765,7 @@
           <w:p>
             <w:pPr>
               <w:pStyle w:val="Compact"/>
+              <w:jc w:val="left"/>
             </w:pPr>
             <w:r>
               <w:t xml:space="preserve">Final Product Quality</w:t>
@@ -1620,6 +1777,7 @@
           <w:p>
             <w:pPr>
               <w:pStyle w:val="Compact"/>
+              <w:jc w:val="left"/>
             </w:pPr>
             <w:r>
               <w:t xml:space="preserve">35</w:t>
@@ -1631,6 +1789,7 @@
           <w:p>
             <w:pPr>
               <w:pStyle w:val="Compact"/>
+              <w:jc w:val="left"/>
             </w:pPr>
             <w:r>
               <w:t xml:space="preserve">UX enhancement, professional polish, technical implementation, completeness</w:t>
@@ -1654,9 +1813,9 @@
         </w:pict>
       </w:r>
     </w:p>
-    <w:bookmarkEnd w:id="15"/>
-    <w:bookmarkEnd w:id="16"/>
-    <w:bookmarkStart w:id="17" w:name="results-graduate-showcase-may-2026"/>
+    <w:bookmarkEnd w:id="26"/>
+    <w:bookmarkEnd w:id="27"/>
+    <w:bookmarkStart w:id="28" w:name="results-graduate-showcase-may-2026"/>
     <w:p>
       <w:pPr>
         <w:pStyle w:val="Heading2"/>
@@ -1671,19 +1830,19 @@
       </w:pPr>
       <w:r>
         <w:rPr>
-          <w:b/>
-          <w:bCs/>
+          <w:bCs/>
+          <w:b/>
         </w:rPr>
         <w:t xml:space="preserve">Quantitative outcomes:</w:t>
       </w:r>
     </w:p>
     <w:p>
       <w:pPr>
-        <w:pStyle w:val="Compact"/>
         <w:numPr>
           <w:ilvl w:val="0"/>
           <w:numId w:val="1005"/>
         </w:numPr>
+        <w:pStyle w:val="Compact"/>
       </w:pPr>
       <w:r>
         <w:t xml:space="preserve">5 CS capstone teams paired with GRD students across the full semester</w:t>
@@ -1691,11 +1850,11 @@
     </w:p>
     <w:p>
       <w:pPr>
-        <w:pStyle w:val="Compact"/>
         <w:numPr>
           <w:ilvl w:val="0"/>
           <w:numId w:val="1005"/>
         </w:numPr>
+        <w:pStyle w:val="Compact"/>
       </w:pPr>
       <w:r>
         <w:t xml:space="preserve">5 completed projects with integrated, professional-quality design assets</w:t>
@@ -1703,11 +1862,11 @@
     </w:p>
     <w:p>
       <w:pPr>
-        <w:pStyle w:val="Compact"/>
         <w:numPr>
           <w:ilvl w:val="0"/>
           <w:numId w:val="1005"/>
         </w:numPr>
+        <w:pStyle w:val="Compact"/>
       </w:pPr>
       <w:r>
         <w:t xml:space="preserve">100% milestone completion across all five pairings</w:t>
@@ -1715,11 +1874,11 @@
     </w:p>
     <w:p>
       <w:pPr>
-        <w:pStyle w:val="Compact"/>
         <w:numPr>
           <w:ilvl w:val="0"/>
           <w:numId w:val="1005"/>
         </w:numPr>
+        <w:pStyle w:val="Compact"/>
       </w:pPr>
       <w:r>
         <w:t xml:space="preserve">Average collaboration rubric score:</w:t>
@@ -1729,8 +1888,8 @@
       </w:r>
       <w:r>
         <w:rPr>
-          <w:b/>
-          <w:bCs/>
+          <w:bCs/>
+          <w:b/>
         </w:rPr>
         <w:t xml:space="preserve">87/100</w:t>
       </w:r>
@@ -1741,19 +1900,19 @@
       </w:pPr>
       <w:r>
         <w:rPr>
-          <w:b/>
-          <w:bCs/>
+          <w:bCs/>
+          <w:b/>
         </w:rPr>
         <w:t xml:space="preserve">Qualitative outcomes:</w:t>
       </w:r>
     </w:p>
     <w:p>
       <w:pPr>
-        <w:pStyle w:val="Compact"/>
         <w:numPr>
           <w:ilvl w:val="0"/>
           <w:numId w:val="1006"/>
         </w:numPr>
+        <w:pStyle w:val="Compact"/>
       </w:pPr>
       <w:r>
         <w:t xml:space="preserve">CS teams reported that design integration substantially improved perceived project quality</w:t>
@@ -1761,11 +1920,11 @@
     </w:p>
     <w:p>
       <w:pPr>
-        <w:pStyle w:val="Compact"/>
         <w:numPr>
           <w:ilvl w:val="0"/>
           <w:numId w:val="1006"/>
         </w:numPr>
+        <w:pStyle w:val="Compact"/>
       </w:pPr>
       <w:r>
         <w:t xml:space="preserve">GRD students reported meaningful gains in understanding technical constraints and iterative feedback processes</w:t>
@@ -1773,11 +1932,11 @@
     </w:p>
     <w:p>
       <w:pPr>
-        <w:pStyle w:val="Compact"/>
         <w:numPr>
           <w:ilvl w:val="0"/>
           <w:numId w:val="1006"/>
         </w:numPr>
+        <w:pStyle w:val="Compact"/>
       </w:pPr>
       <w:r>
         <w:t xml:space="preserve">Both cohorts identified the formal handoff structure as the element most responsible for reducing last-minute communication crises</w:t>
@@ -1785,11 +1944,11 @@
     </w:p>
     <w:p>
       <w:pPr>
-        <w:pStyle w:val="Compact"/>
         <w:numPr>
           <w:ilvl w:val="0"/>
           <w:numId w:val="1006"/>
         </w:numPr>
+        <w:pStyle w:val="Compact"/>
       </w:pPr>
       <w:r>
         <w:t xml:space="preserve">Both departments expressed interest in continuing the protocol for subsequent terms</w:t>
@@ -1801,8 +1960,8 @@
       </w:pPr>
       <w:r>
         <w:rPr>
-          <w:b/>
-          <w:bCs/>
+          <w:bCs/>
+          <w:b/>
         </w:rPr>
         <w:t xml:space="preserve">What the Graduate Showcase demonstrated to external stakeholders:</w:t>
       </w:r>
@@ -1820,8 +1979,8 @@
         </w:pict>
       </w:r>
     </w:p>
-    <w:bookmarkEnd w:id="17"/>
-    <w:bookmarkStart w:id="21" w:name="Xd96115032d37b6fe81875b8d494d18a79f8db6f"/>
+    <w:bookmarkEnd w:id="28"/>
+    <w:bookmarkStart w:id="32" w:name="Xd96115032d37b6fe81875b8d494d18a79f8db6f"/>
     <w:p>
       <w:pPr>
         <w:pStyle w:val="Heading2"/>
@@ -1830,7 +1989,7 @@
         <w:t xml:space="preserve">Institutional Value: Infrastructure, Not Just Outcome</w:t>
       </w:r>
     </w:p>
-    <w:bookmarkStart w:id="18" w:name="a-replicable-framework"/>
+    <w:bookmarkStart w:id="29" w:name="a-replicable-framework"/>
     <w:p>
       <w:pPr>
         <w:pStyle w:val="Heading3"/>
@@ -1849,16 +2008,16 @@
     </w:p>
     <w:p>
       <w:pPr>
-        <w:pStyle w:val="Compact"/>
         <w:numPr>
           <w:ilvl w:val="0"/>
           <w:numId w:val="1007"/>
         </w:numPr>
-      </w:pPr>
-      <w:r>
-        <w:rPr>
-          <w:b/>
-          <w:bCs/>
+        <w:pStyle w:val="Compact"/>
+      </w:pPr>
+      <w:r>
+        <w:rPr>
+          <w:bCs/>
+          <w:b/>
         </w:rPr>
         <w:t xml:space="preserve">Spring 2026:</w:t>
       </w:r>
@@ -1871,16 +2030,16 @@
     </w:p>
     <w:p>
       <w:pPr>
-        <w:pStyle w:val="Compact"/>
         <w:numPr>
           <w:ilvl w:val="0"/>
           <w:numId w:val="1007"/>
         </w:numPr>
-      </w:pPr>
-      <w:r>
-        <w:rPr>
-          <w:b/>
-          <w:bCs/>
+        <w:pStyle w:val="Compact"/>
+      </w:pPr>
+      <w:r>
+        <w:rPr>
+          <w:bCs/>
+          <w:b/>
         </w:rPr>
         <w:t xml:space="preserve">Fall 2026:</w:t>
       </w:r>
@@ -1893,16 +2052,16 @@
     </w:p>
     <w:p>
       <w:pPr>
-        <w:pStyle w:val="Compact"/>
         <w:numPr>
           <w:ilvl w:val="0"/>
           <w:numId w:val="1007"/>
         </w:numPr>
-      </w:pPr>
-      <w:r>
-        <w:rPr>
-          <w:b/>
-          <w:bCs/>
+        <w:pStyle w:val="Compact"/>
+      </w:pPr>
+      <w:r>
+        <w:rPr>
+          <w:bCs/>
+          <w:b/>
         </w:rPr>
         <w:t xml:space="preserve">Future terms:</w:t>
       </w:r>
@@ -1913,8 +2072,8 @@
         <w:t xml:space="preserve">Standardized framework with embedded continuous improvement.</w:t>
       </w:r>
     </w:p>
-    <w:bookmarkEnd w:id="18"/>
-    <w:bookmarkStart w:id="19" w:name="a-template-for-adjacent-collaborations"/>
+    <w:bookmarkEnd w:id="29"/>
+    <w:bookmarkStart w:id="30" w:name="a-template-for-adjacent-collaborations"/>
     <w:p>
       <w:pPr>
         <w:pStyle w:val="Heading3"/>
@@ -1933,11 +2092,11 @@
     </w:p>
     <w:p>
       <w:pPr>
-        <w:pStyle w:val="Compact"/>
         <w:numPr>
           <w:ilvl w:val="0"/>
           <w:numId w:val="1008"/>
         </w:numPr>
+        <w:pStyle w:val="Compact"/>
       </w:pPr>
       <w:r>
         <w:t xml:space="preserve">Web Development + Graphic Design partnerships</w:t>
@@ -1945,11 +2104,11 @@
     </w:p>
     <w:p>
       <w:pPr>
-        <w:pStyle w:val="Compact"/>
         <w:numPr>
           <w:ilvl w:val="0"/>
           <w:numId w:val="1008"/>
         </w:numPr>
+        <w:pStyle w:val="Compact"/>
       </w:pPr>
       <w:r>
         <w:t xml:space="preserve">Database courses + Business Analytics integration</w:t>
@@ -1957,11 +2116,11 @@
     </w:p>
     <w:p>
       <w:pPr>
-        <w:pStyle w:val="Compact"/>
         <w:numPr>
           <w:ilvl w:val="0"/>
           <w:numId w:val="1008"/>
         </w:numPr>
+        <w:pStyle w:val="Compact"/>
       </w:pPr>
       <w:r>
         <w:t xml:space="preserve">Mobile Development + User Experience research</w:t>
@@ -1975,8 +2134,8 @@
         <w:t xml:space="preserve">Any program pairing where disciplinary handoffs are the primary design challenge can adopt this framework’s milestone structure, brief protocol, and rubric architecture without building from scratch.</w:t>
       </w:r>
     </w:p>
-    <w:bookmarkEnd w:id="19"/>
-    <w:bookmarkStart w:id="20" w:name="X04a6e19a05756ec4a8152f6b11d1cbdbf865a11"/>
+    <w:bookmarkEnd w:id="30"/>
+    <w:bookmarkStart w:id="31" w:name="X04a6e19a05756ec4a8152f6b11d1cbdbf865a11"/>
     <w:p>
       <w:pPr>
         <w:pStyle w:val="Heading3"/>
@@ -1997,8 +2156,8 @@
       </w:r>
       <w:r>
         <w:rPr>
-          <w:b/>
-          <w:bCs/>
+          <w:bCs/>
+          <w:b/>
         </w:rPr>
         <w:t xml:space="preserve">Teamwork/Collaboration</w:t>
       </w:r>
@@ -2010,8 +2169,8 @@
       </w:r>
       <w:r>
         <w:rPr>
-          <w:b/>
-          <w:bCs/>
+          <w:bCs/>
+          <w:b/>
         </w:rPr>
         <w:t xml:space="preserve">Professionalism/Work Ethic</w:t>
       </w:r>
@@ -2023,8 +2182,8 @@
       </w:r>
       <w:r>
         <w:rPr>
-          <w:b/>
-          <w:bCs/>
+          <w:bCs/>
+          <w:b/>
         </w:rPr>
         <w:t xml:space="preserve">Critical Thinking/Problem Solving</w:t>
       </w:r>
@@ -2036,8 +2195,8 @@
       </w:r>
       <w:r>
         <w:rPr>
-          <w:b/>
-          <w:bCs/>
+          <w:bCs/>
+          <w:b/>
         </w:rPr>
         <w:t xml:space="preserve">Communication</w:t>
       </w:r>
@@ -2063,9 +2222,9 @@
         </w:pict>
       </w:r>
     </w:p>
-    <w:bookmarkEnd w:id="20"/>
-    <w:bookmarkEnd w:id="21"/>
-    <w:bookmarkStart w:id="22" w:name="conclusion-objective-exceeded"/>
+    <w:bookmarkEnd w:id="31"/>
+    <w:bookmarkEnd w:id="32"/>
+    <w:bookmarkStart w:id="33" w:name="conclusion-objective-exceeded"/>
     <w:p>
       <w:pPr>
         <w:pStyle w:val="Heading2"/>
@@ -2080,8 +2239,8 @@
       </w:pPr>
       <w:r>
         <w:rPr>
-          <w:b/>
-          <w:bCs/>
+          <w:bCs/>
+          <w:b/>
         </w:rPr>
         <w:t xml:space="preserve">Minimum requirement:</w:t>
       </w:r>
@@ -2098,19 +2257,19 @@
       </w:pPr>
       <w:r>
         <w:rPr>
-          <w:b/>
-          <w:bCs/>
+          <w:bCs/>
+          <w:b/>
         </w:rPr>
         <w:t xml:space="preserve">Actual delivery:</w:t>
       </w:r>
     </w:p>
     <w:p>
       <w:pPr>
-        <w:pStyle w:val="Compact"/>
         <w:numPr>
           <w:ilvl w:val="0"/>
           <w:numId w:val="1009"/>
         </w:numPr>
+        <w:pStyle w:val="Compact"/>
       </w:pPr>
       <w:r>
         <w:t xml:space="preserve">Comprehensive cross-departmental framework with full process documentation</w:t>
@@ -2118,11 +2277,11 @@
     </w:p>
     <w:p>
       <w:pPr>
-        <w:pStyle w:val="Compact"/>
         <w:numPr>
           <w:ilvl w:val="0"/>
           <w:numId w:val="1009"/>
         </w:numPr>
+        <w:pStyle w:val="Compact"/>
       </w:pPr>
       <w:r>
         <w:t xml:space="preserve">Milestone structure integrated with Scrum methodology and Scrum Alliance cross-functional team norms</w:t>
@@ -2130,11 +2289,11 @@
     </w:p>
     <w:p>
       <w:pPr>
-        <w:pStyle w:val="Compact"/>
         <w:numPr>
           <w:ilvl w:val="0"/>
           <w:numId w:val="1009"/>
         </w:numPr>
+        <w:pStyle w:val="Compact"/>
       </w:pPr>
       <w:r>
         <w:t xml:space="preserve">Multi-dimensional assessment rubric with empirical grounding in collaboration-competency literature</w:t>
@@ -2142,11 +2301,11 @@
     </w:p>
     <w:p>
       <w:pPr>
-        <w:pStyle w:val="Compact"/>
         <w:numPr>
           <w:ilvl w:val="0"/>
           <w:numId w:val="1009"/>
         </w:numPr>
+        <w:pStyle w:val="Compact"/>
       </w:pPr>
       <w:r>
         <w:t xml:space="preserve">Successful first implementation with five completed, publicly presented projects</w:t>
@@ -2154,11 +2313,11 @@
     </w:p>
     <w:p>
       <w:pPr>
-        <w:pStyle w:val="Compact"/>
         <w:numPr>
           <w:ilvl w:val="0"/>
           <w:numId w:val="1009"/>
         </w:numPr>
+        <w:pStyle w:val="Compact"/>
       </w:pPr>
       <w:r>
         <w:t xml:space="preserve">Replicable protocol positioned for institutional reuse and adjacent-program adoption</w:t>
@@ -2186,8 +2345,8 @@
       </w:pPr>
       <w:r>
         <w:rPr>
-          <w:b/>
-          <w:bCs/>
+          <w:bCs/>
+          <w:b/>
         </w:rPr>
         <w:t xml:space="preserve">Assessment:</w:t>
       </w:r>
@@ -2211,28 +2370,42 @@
       </w:pPr>
       <w:r>
         <w:rPr>
+          <w:iCs/>
           <w:i/>
+        </w:rPr>
+        <w:t xml:space="preserve">Full research evidence base, citations, and source details: see Appendix —</w:t>
+      </w:r>
+      <w:r>
+        <w:rPr>
           <w:iCs/>
-        </w:rPr>
-        <w:t xml:space="preserve">Full research evidence base, citations, and source details: see Appendix —</w:t>
-      </w:r>
-      <w:r>
-        <w:rPr>
           <w:i/>
+        </w:rPr>
+        <w:t xml:space="preserve"> </w:t>
+      </w:r>
+      <w:r>
+        <w:rPr>
           <w:iCs/>
-        </w:rPr>
-        <w:t xml:space="preserve"> </w:t>
-      </w:r>
-      <w:r>
-        <w:rPr>
           <w:i/>
+        </w:rPr>
+        <w:t xml:space="preserve">“</w:t>
+      </w:r>
+      <w:r>
+        <w:rPr>
           <w:iCs/>
-        </w:rPr>
-        <w:t xml:space="preserve">“Evidence Base for a CS / Graphic Design Cross-Departmental Capstone Framework.”</w:t>
-      </w:r>
-    </w:p>
-    <w:bookmarkEnd w:id="22"/>
-    <w:bookmarkEnd w:id="23"/>
+          <w:i/>
+        </w:rPr>
+        <w:t xml:space="preserve">Evidence Base for a CS / Graphic Design Cross-Departmental Capstone Framework.</w:t>
+      </w:r>
+      <w:r>
+        <w:rPr>
+          <w:iCs/>
+          <w:i/>
+        </w:rPr>
+        <w:t xml:space="preserve">”</w:t>
+      </w:r>
+    </w:p>
+    <w:bookmarkEnd w:id="33"/>
+    <w:bookmarkEnd w:id="34"/>
     <w:sectPr>
       <w:footnotePr>
         <w:numRestart w:val="eachSect"/>
@@ -2268,14 +2441,14 @@
 <file path=word/numbering.xml><?xml version="1.0" encoding="utf-8"?>
 <w:numbering xmlns:w="http://schemas.openxmlformats.org/wordprocessingml/2006/main">
   <w:abstractNum w:abstractNumId="990">
-    <w:nsid w:val="0000A990"/>
+    <w:nsid w:val="A990"/>
     <w:multiLevelType w:val="multilevel"/>
     <w:lvl w:ilvl="0">
       <w:numFmt w:val="bullet"/>
       <w:lvlText w:val=" "/>
       <w:lvlJc w:val="left"/>
       <w:pPr>
-        <w:ind w:left="720" w:hanging="360"/>
+        <w:ind w:left="720" w:hanging="480"/>
       </w:pPr>
     </w:lvl>
     <w:lvl w:ilvl="1">
@@ -2283,7 +2456,7 @@
       <w:lvlText w:val=" "/>
       <w:lvlJc w:val="left"/>
       <w:pPr>
-        <w:ind w:left="1440" w:hanging="360"/>
+        <w:ind w:left="1440" w:hanging="480"/>
       </w:pPr>
     </w:lvl>
     <w:lvl w:ilvl="2">
@@ -2291,7 +2464,7 @@
       <w:lvlText w:val=" "/>
       <w:lvlJc w:val="left"/>
       <w:pPr>
-        <w:ind w:left="2160" w:hanging="360"/>
+        <w:ind w:left="2160" w:hanging="480"/>
       </w:pPr>
     </w:lvl>
     <w:lvl w:ilvl="3">
@@ -2299,7 +2472,7 @@
       <w:lvlText w:val=" "/>
       <w:lvlJc w:val="left"/>
       <w:pPr>
-        <w:ind w:left="2880" w:hanging="360"/>
+        <w:ind w:left="2880" w:hanging="480"/>
       </w:pPr>
     </w:lvl>
     <w:lvl w:ilvl="4">
@@ -2307,7 +2480,7 @@
       <w:lvlText w:val=" "/>
       <w:lvlJc w:val="left"/>
       <w:pPr>
-        <w:ind w:left="3600" w:hanging="360"/>
+        <w:ind w:left="3600" w:hanging="480"/>
       </w:pPr>
     </w:lvl>
     <w:lvl w:ilvl="5">
@@ -2315,7 +2488,7 @@
       <w:lvlText w:val=" "/>
       <w:lvlJc w:val="left"/>
       <w:pPr>
-        <w:ind w:left="4320" w:hanging="360"/>
+        <w:ind w:left="4320" w:hanging="480"/>
       </w:pPr>
     </w:lvl>
     <w:lvl w:ilvl="6">
@@ -2323,7 +2496,7 @@
       <w:lvlText w:val=" "/>
       <w:lvlJc w:val="left"/>
       <w:pPr>
-        <w:ind w:left="5040" w:hanging="360"/>
+        <w:ind w:left="5040" w:hanging="480"/>
       </w:pPr>
     </w:lvl>
     <w:lvl w:ilvl="7">
@@ -2331,7 +2504,7 @@
       <w:lvlText w:val=" "/>
       <w:lvlJc w:val="left"/>
       <w:pPr>
-        <w:ind w:left="5760" w:hanging="360"/>
+        <w:ind w:left="5760" w:hanging="480"/>
       </w:pPr>
     </w:lvl>
     <w:lvl w:ilvl="8">
@@ -2339,115 +2512,88 @@
       <w:lvlText w:val=" "/>
       <w:lvlJc w:val="left"/>
       <w:pPr>
-        <w:ind w:left="6480" w:hanging="360"/>
+        <w:ind w:left="6480" w:hanging="480"/>
       </w:pPr>
     </w:lvl>
   </w:abstractNum>
   <w:abstractNum w:abstractNumId="991">
-    <w:nsid w:val="0000A991"/>
+    <w:nsid w:val="A991"/>
     <w:multiLevelType w:val="multilevel"/>
     <w:lvl w:ilvl="0">
       <w:numFmt w:val="bullet"/>
-      <w:lvlText w:val=""/>
+      <w:lvlText w:val="•"/>
       <w:lvlJc w:val="left"/>
       <w:pPr>
-        <w:ind w:left="720" w:hanging="360"/>
-      </w:pPr>
-      <w:rPr>
-        <w:rFonts w:ascii="Symbol" w:hAnsi="Symbol" w:cs="Symbol" w:hint="default"/>
-      </w:rPr>
+        <w:ind w:left="720" w:hanging="480"/>
+      </w:pPr>
     </w:lvl>
     <w:lvl w:ilvl="1">
       <w:numFmt w:val="bullet"/>
-      <w:lvlText w:val="o"/>
+      <w:lvlText w:val="–"/>
       <w:lvlJc w:val="left"/>
       <w:pPr>
-        <w:ind w:left="1440" w:hanging="360"/>
-      </w:pPr>
-      <w:rPr>
-        <w:rFonts w:ascii="Courier New" w:hAnsi="Courier New" w:cs="Courier New" w:hint="default"/>
-      </w:rPr>
+        <w:ind w:left="1440" w:hanging="480"/>
+      </w:pPr>
     </w:lvl>
     <w:lvl w:ilvl="2">
       <w:numFmt w:val="bullet"/>
-      <w:lvlText w:val=""/>
+      <w:lvlText w:val="•"/>
       <w:lvlJc w:val="left"/>
       <w:pPr>
-        <w:ind w:left="2160" w:hanging="360"/>
-      </w:pPr>
-      <w:rPr>
-        <w:rFonts w:ascii="Wingdings" w:hAnsi="Wingdings" w:cs="Wingdings" w:hint="default"/>
-      </w:rPr>
+        <w:ind w:left="2160" w:hanging="480"/>
+      </w:pPr>
     </w:lvl>
     <w:lvl w:ilvl="3">
       <w:numFmt w:val="bullet"/>
-      <w:lvlText w:val=""/>
+      <w:lvlText w:val="–"/>
       <w:lvlJc w:val="left"/>
       <w:pPr>
-        <w:ind w:left="2880" w:hanging="360"/>
-      </w:pPr>
-      <w:rPr>
-        <w:rFonts w:ascii="Symbol" w:hAnsi="Symbol" w:cs="Symbol" w:hint="default"/>
-      </w:rPr>
+        <w:ind w:left="2880" w:hanging="480"/>
+      </w:pPr>
     </w:lvl>
     <w:lvl w:ilvl="4">
       <w:numFmt w:val="bullet"/>
-      <w:lvlText w:val="o"/>
+      <w:lvlText w:val="•"/>
       <w:lvlJc w:val="left"/>
       <w:pPr>
-        <w:ind w:left="3600" w:hanging="360"/>
-      </w:pPr>
-      <w:rPr>
-        <w:rFonts w:ascii="Courier New" w:hAnsi="Courier New" w:cs="Courier New" w:hint="default"/>
-      </w:rPr>
+        <w:ind w:left="3600" w:hanging="480"/>
+      </w:pPr>
     </w:lvl>
     <w:lvl w:ilvl="5">
       <w:numFmt w:val="bullet"/>
-      <w:lvlText w:val=""/>
+      <w:lvlText w:val="–"/>
       <w:lvlJc w:val="left"/>
       <w:pPr>
-        <w:ind w:left="4320" w:hanging="360"/>
-      </w:pPr>
-      <w:rPr>
-        <w:rFonts w:ascii="Wingdings" w:hAnsi="Wingdings" w:cs="Wingdings" w:hint="default"/>
-      </w:rPr>
+        <w:ind w:left="4320" w:hanging="480"/>
+      </w:pPr>
     </w:lvl>
     <w:lvl w:ilvl="6">
       <w:numFmt w:val="bullet"/>
-      <w:lvlText w:val=""/>
+      <w:lvlText w:val="•"/>
       <w:lvlJc w:val="left"/>
       <w:pPr>
-        <w:ind w:left="5040" w:hanging="360"/>
-      </w:pPr>
-      <w:rPr>
-        <w:rFonts w:ascii="Symbol" w:hAnsi="Symbol" w:cs="Symbol" w:hint="default"/>
-      </w:rPr>
+        <w:ind w:left="5040" w:hanging="480"/>
+      </w:pPr>
     </w:lvl>
     <w:lvl w:ilvl="7">
       <w:numFmt w:val="bullet"/>
-      <w:lvlText w:val="o"/>
+      <w:lvlText w:val="–"/>
       <w:lvlJc w:val="left"/>
       <w:pPr>
-        <w:ind w:left="5760" w:hanging="360"/>
-      </w:pPr>
-      <w:rPr>
-        <w:rFonts w:ascii="Courier New" w:hAnsi="Courier New" w:cs="Courier New" w:hint="default"/>
-      </w:rPr>
+        <w:ind w:left="5760" w:hanging="480"/>
+      </w:pPr>
     </w:lvl>
     <w:lvl w:ilvl="8">
       <w:numFmt w:val="bullet"/>
-      <w:lvlText w:val=""/>
+      <w:lvlText w:val="•"/>
       <w:lvlJc w:val="left"/>
       <w:pPr>
-        <w:ind w:left="6480" w:hanging="360"/>
-      </w:pPr>
-      <w:rPr>
-        <w:rFonts w:ascii="Wingdings" w:hAnsi="Wingdings" w:cs="Wingdings" w:hint="default"/>
-      </w:rPr>
+        <w:ind w:left="6480" w:hanging="480"/>
+      </w:pPr>
     </w:lvl>
   </w:abstractNum>
   <w:abstractNum w:abstractNumId="99411">
-    <w:nsid w:val="00A99411"/>
+    <w:nsid w:val="A99411"/>
     <w:multiLevelType w:val="multilevel"/>
     <w:lvl w:ilvl="0">
       <w:start w:val="1"/>
@@ -2455,7 +2601,7 @@
       <w:lvlText w:val="%1."/>
       <w:lvlJc w:val="left"/>
       <w:pPr>
-        <w:ind w:left="720" w:hanging="360"/>
+        <w:ind w:left="720" w:hanging="480"/>
       </w:pPr>
     </w:lvl>
     <w:lvl w:ilvl="1">
@@ -2464,7 +2610,7 @@
       <w:lvlText w:val="%2."/>
       <w:lvlJc w:val="left"/>
       <w:pPr>
-        <w:ind w:left="1440" w:hanging="360"/>
+        <w:ind w:left="1440" w:hanging="480"/>
       </w:pPr>
     </w:lvl>
     <w:lvl w:ilvl="2">
@@ -2473,7 +2619,7 @@
       <w:lvlText w:val="%3."/>
       <w:lvlJc w:val="left"/>
       <w:pPr>
-        <w:ind w:left="2160" w:hanging="360"/>
+        <w:ind w:left="2160" w:hanging="480"/>
       </w:pPr>
     </w:lvl>
     <w:lvl w:ilvl="3">
@@ -2482,7 +2628,7 @@
       <w:lvlText w:val="%4."/>
       <w:lvlJc w:val="left"/>
       <w:pPr>
-        <w:ind w:left="2880" w:hanging="360"/>
+        <w:ind w:left="2880" w:hanging="480"/>
       </w:pPr>
     </w:lvl>
     <w:lvl w:ilvl="4">
@@ -2491,7 +2637,7 @@
       <w:lvlText w:val="%5."/>
       <w:lvlJc w:val="left"/>
       <w:pPr>
-        <w:ind w:left="3600" w:hanging="360"/>
+        <w:ind w:left="3600" w:hanging="480"/>
       </w:pPr>
     </w:lvl>
     <w:lvl w:ilvl="5">
@@ -2500,7 +2646,7 @@
       <w:lvlText w:val="%6."/>
       <w:lvlJc w:val="left"/>
       <w:pPr>
-        <w:ind w:left="4320" w:hanging="360"/>
+        <w:ind w:left="4320" w:hanging="480"/>
       </w:pPr>
     </w:lvl>
     <w:lvl w:ilvl="6">
@@ -2509,7 +2655,7 @@
       <w:lvlText w:val="%7."/>
       <w:lvlJc w:val="left"/>
       <w:pPr>
-        <w:ind w:left="5040" w:hanging="360"/>
+        <w:ind w:left="5040" w:hanging="480"/>
       </w:pPr>
     </w:lvl>
     <w:lvl w:ilvl="7">
@@ -2518,7 +2664,7 @@
       <w:lvlText w:val="%8."/>
       <w:lvlJc w:val="left"/>
       <w:pPr>
-        <w:ind w:left="5760" w:hanging="360"/>
+        <w:ind w:left="5760" w:hanging="480"/>
       </w:pPr>
     </w:lvl>
     <w:lvl w:ilvl="8">
@@ -2527,7 +2673,7 @@
       <w:lvlText w:val="%9."/>
       <w:lvlJc w:val="left"/>
       <w:pPr>
-        <w:ind w:left="6480" w:hanging="360"/>
+        <w:ind w:left="6480" w:hanging="480"/>
       </w:pPr>
     </w:lvl>
   </w:abstractNum>
@@ -3259,8 +3405,8 @@
     <w:name w:val="KeywordTok"/>
     <w:basedOn w:val="VerbatimChar"/>
     <w:rPr>
+      <w:color w:val="007020"/>
       <w:b/>
-      <w:color w:val="007020"/>
     </w:rPr>
   </w:style>
   <w:style w:type="character" w:customStyle="1" w:styleId="DataTypeTok">
@@ -3337,42 +3483,42 @@
     <w:name w:val="ImportTok"/>
     <w:basedOn w:val="VerbatimChar"/>
     <w:rPr>
+      <w:color w:val="008000"/>
       <w:b/>
-      <w:color w:val="008000"/>
     </w:rPr>
   </w:style>
   <w:style w:type="character" w:customStyle="1" w:styleId="CommentTok">
     <w:name w:val="CommentTok"/>
     <w:basedOn w:val="VerbatimChar"/>
     <w:rPr>
+      <w:color w:val="60a0b0"/>
       <w:i/>
-      <w:color w:val="60a0b0"/>
     </w:rPr>
   </w:style>
   <w:style w:type="character" w:customStyle="1" w:styleId="DocumentationTok">
     <w:name w:val="DocumentationTok"/>
     <w:basedOn w:val="VerbatimChar"/>
     <w:rPr>
+      <w:color w:val="ba2121"/>
       <w:i/>
-      <w:color w:val="ba2121"/>
     </w:rPr>
   </w:style>
   <w:style w:type="character" w:customStyle="1" w:styleId="AnnotationTok">
     <w:name w:val="AnnotationTok"/>
     <w:basedOn w:val="VerbatimChar"/>
     <w:rPr>
+      <w:color w:val="60a0b0"/>
       <w:b/>
       <w:i/>
-      <w:color w:val="60a0b0"/>
     </w:rPr>
   </w:style>
   <w:style w:type="character" w:customStyle="1" w:styleId="CommentVarTok">
     <w:name w:val="CommentVarTok"/>
     <w:basedOn w:val="VerbatimChar"/>
     <w:rPr>
+      <w:color w:val="60a0b0"/>
       <w:b/>
       <w:i/>
-      <w:color w:val="60a0b0"/>
     </w:rPr>
   </w:style>
   <w:style w:type="character" w:customStyle="1" w:styleId="OtherTok">
@@ -3400,8 +3546,8 @@
     <w:name w:val="ControlFlowTok"/>
     <w:basedOn w:val="VerbatimChar"/>
     <w:rPr>
+      <w:color w:val="007020"/>
       <w:b/>
-      <w:color w:val="007020"/>
     </w:rPr>
   </w:style>
   <w:style w:type="character" w:customStyle="1" w:styleId="OperatorTok">
@@ -3446,34 +3592,34 @@
     <w:name w:val="InformationTok"/>
     <w:basedOn w:val="VerbatimChar"/>
     <w:rPr>
+      <w:color w:val="60a0b0"/>
       <w:b/>
       <w:i/>
-      <w:color w:val="60a0b0"/>
     </w:rPr>
   </w:style>
   <w:style w:type="character" w:customStyle="1" w:styleId="WarningTok">
     <w:name w:val="WarningTok"/>
     <w:basedOn w:val="VerbatimChar"/>
     <w:rPr>
+      <w:color w:val="60a0b0"/>
       <w:b/>
       <w:i/>
-      <w:color w:val="60a0b0"/>
     </w:rPr>
   </w:style>
   <w:style w:type="character" w:customStyle="1" w:styleId="AlertTok">
     <w:name w:val="AlertTok"/>
     <w:basedOn w:val="VerbatimChar"/>
     <w:rPr>
+      <w:color w:val="ff0000"/>
       <w:b/>
-      <w:color w:val="ff0000"/>
     </w:rPr>
   </w:style>
   <w:style w:type="character" w:customStyle="1" w:styleId="ErrorTok">
     <w:name w:val="ErrorTok"/>
     <w:basedOn w:val="VerbatimChar"/>
     <w:rPr>
+      <w:color w:val="ff0000"/>
       <w:b/>
-      <w:color w:val="ff0000"/>
     </w:rPr>
   </w:style>
   <w:style w:type="character" w:customStyle="1" w:styleId="NormalTok">

--- a/outputs/03_Objective_1_Cross-Departmental_Capstone_Collaboration_Framework.docx
+++ b/outputs/03_Objective_1_Cross-Departmental_Capstone_Collaboration_Framework.docx
@@ -2,7 +2,7 @@
 <file path=word/document.xml><?xml version="1.0" encoding="utf-8"?>
 <w:document xmlns:w="http://schemas.openxmlformats.org/wordprocessingml/2006/main" xmlns:m="http://schemas.openxmlformats.org/officeDocument/2006/math" xmlns:r="http://schemas.openxmlformats.org/officeDocument/2006/relationships" xmlns:o="urn:schemas-microsoft-com:office:office" xmlns:v="urn:schemas-microsoft-com:vml" xmlns:w10="urn:schemas-microsoft-com:office:word" xmlns:a="http://schemas.openxmlformats.org/drawingml/2006/main" xmlns:pic="http://schemas.openxmlformats.org/drawingml/2006/picture" xmlns:wp="http://schemas.openxmlformats.org/drawingml/2006/wordprocessingDrawing">
   <w:body>
-    <w:bookmarkStart w:id="23" w:name="X97ad94f6f62597f0646f9bf0ade5f5fcad6b432"/>
+    <w:bookmarkStart w:id="21" w:name="X97ad94f6f62597f0646f9bf0ade5f5fcad6b432"/>
     <w:p>
       <w:pPr>
         <w:pStyle w:val="Heading1"/>
@@ -30,6 +30,24 @@
     <w:p>
       <w:pPr>
         <w:pStyle w:val="FirstParagraph"/>
+      </w:pPr>
+      <w:r>
+        <w:rPr>
+          <w:b/>
+          <w:bCs/>
+        </w:rPr>
+        <w:t xml:space="preserve">Original objective (verbatim):</w:t>
+      </w:r>
+      <w:r>
+        <w:t xml:space="preserve"> </w:t>
+      </w:r>
+      <w:r>
+        <w:t xml:space="preserve">“Meet three times with cross-department students for assignments.”</w:t>
+      </w:r>
+    </w:p>
+    <w:p>
+      <w:pPr>
+        <w:pStyle w:val="BodyText"/>
       </w:pPr>
       <w:r>
         <w:rPr>
@@ -133,230 +151,7 @@
         <w:pStyle w:val="FirstParagraph"/>
       </w:pPr>
       <w:r>
-        <w:t xml:space="preserve">Before detailing what was built and how, it is worth grounding the decision in what the field already knew.</w:t>
-      </w:r>
-    </w:p>
-    <w:p>
-      <w:pPr>
-        <w:pStyle w:val="BodyText"/>
-      </w:pPr>
-      <w:r>
-        <w:t xml:space="preserve">The question facing any program that trains future software and design professionals is not whether students will work on cross-functional teams — they will. The question is whether they will encounter that dynamic for the first time on the job, or arrive having already navigated it, failed at it, recovered from it, and built the communication habits it requires. That distinction is what this initiative addresses, and it is the reason the framework developed here represents more than a curriculum add-on.</w:t>
-      </w:r>
-    </w:p>
-    <w:p>
-      <w:pPr>
-        <w:pStyle w:val="BodyText"/>
-      </w:pPr>
-      <w:r>
-        <w:t xml:space="preserve">The national employer data makes the stakes concrete. According to the</w:t>
-      </w:r>
-      <w:r>
-        <w:t xml:space="preserve"> </w:t>
-      </w:r>
-      <w:r>
-        <w:rPr>
-          <w:b/>
-          <w:bCs/>
-        </w:rPr>
-        <w:t xml:space="preserve">NACE Job Outlook 2025</w:t>
-      </w:r>
-      <w:r>
-        <w:t xml:space="preserve">, nearly 90% of recruiters actively screen for problem-solving and nearly 80% for teamwork — not as soft preferences, but as primary filters when reviewing new-graduate candidates. By 2026, 70% of employers were using skills-based hiring practices (up from 65% the previous year), while the proportion still relying on GPA had dropped to 42% — down from 73% in 2019. What employers are buying, increasingly, is demonstrated collaborative capability, and GPA is not a proxy for it.</w:t>
-      </w:r>
-    </w:p>
-    <w:p>
-      <w:pPr>
-        <w:pStyle w:val="BodyText"/>
-      </w:pPr>
-      <w:r>
-        <w:t xml:space="preserve">The workforce trajectory amplifies this. The</w:t>
-      </w:r>
-      <w:r>
-        <w:t xml:space="preserve"> </w:t>
-      </w:r>
-      <w:r>
-        <w:rPr>
-          <w:b/>
-          <w:bCs/>
-        </w:rPr>
-        <w:t xml:space="preserve">World Economic Forum’s</w:t>
-      </w:r>
-      <w:r>
-        <w:rPr>
-          <w:b/>
-          <w:bCs/>
-        </w:rPr>
-        <w:t xml:space="preserve"> </w:t>
-      </w:r>
-      <w:r>
-        <w:rPr>
-          <w:b/>
-          <w:bCs/>
-          <w:i/>
-          <w:iCs/>
-        </w:rPr>
-        <w:t xml:space="preserve">Future of Jobs Report 2025</w:t>
-      </w:r>
-      <w:r>
-        <w:t xml:space="preserve"> </w:t>
-      </w:r>
-      <w:r>
-        <w:t xml:space="preserve">projects that 39% of workers’ existing skill sets will be transformed or rendered obsolete by 2030. The skills rising to fill that gap — analytical thinking, creative reasoning, resilience, flexibility — are precisely the outputs of environments where students must negotiate across disciplines under real constraints. Credentials alone don’t build them. Cross-functional project experience does.</w:t>
-      </w:r>
-    </w:p>
-    <w:p>
-      <w:pPr>
-        <w:pStyle w:val="BodyText"/>
-      </w:pPr>
-      <w:r>
-        <w:t xml:space="preserve">There is also a documented labor-market premium on professionals who can inhabit multiple roles.</w:t>
-      </w:r>
-      <w:r>
-        <w:t xml:space="preserve"> </w:t>
-      </w:r>
-      <w:r>
-        <w:rPr>
-          <w:b/>
-          <w:bCs/>
-        </w:rPr>
-        <w:t xml:space="preserve">Burning Glass Technologies’</w:t>
-      </w:r>
-      <w:r>
-        <w:rPr>
-          <w:b/>
-          <w:bCs/>
-        </w:rPr>
-        <w:t xml:space="preserve"> </w:t>
-      </w:r>
-      <w:r>
-        <w:rPr>
-          <w:b/>
-          <w:bCs/>
-          <w:i/>
-          <w:iCs/>
-        </w:rPr>
-        <w:t xml:space="preserve">The Hybrid Job Economy</w:t>
-      </w:r>
-      <w:r>
-        <w:t xml:space="preserve"> </w:t>
-      </w:r>
-      <w:r>
-        <w:t xml:space="preserve">(2019) found that roles requiring skills at the intersection of design and development grow at approximately twice the rate of the overall job market and command 20–40% higher compensation. These roles don’t require mastery of two disciplines simultaneously — they require what IDEO CEO Tim Brown called the T-shape: disciplinary depth</w:t>
-      </w:r>
-      <w:r>
-        <w:t xml:space="preserve"> </w:t>
-      </w:r>
-      <w:r>
-        <w:rPr>
-          <w:i/>
-          <w:iCs/>
-        </w:rPr>
-        <w:t xml:space="preserve">plus</w:t>
-      </w:r>
-      <w:r>
-        <w:t xml:space="preserve"> </w:t>
-      </w:r>
-      <w:r>
-        <w:t xml:space="preserve">“the disposition for collaboration across disciplines.”</w:t>
-      </w:r>
-      <w:r>
-        <w:t xml:space="preserve"> </w:t>
-      </w:r>
-      <w:r>
-        <w:t xml:space="preserve">Without the latter, Brown observed,</w:t>
-      </w:r>
-      <w:r>
-        <w:t xml:space="preserve"> </w:t>
-      </w:r>
-      <w:r>
-        <w:t xml:space="preserve">“you get gray compromises where the best you can achieve is the lowest common denominator.”</w:t>
-      </w:r>
-    </w:p>
-    <w:p>
-      <w:pPr>
-        <w:pStyle w:val="BodyText"/>
-      </w:pPr>
-      <w:r>
-        <w:t xml:space="preserve">The research on interdisciplinary CS-and-design education at the postsecondary level confirms that the structural challenge is solvable. Heines, Jeffers, and Kuhn’s</w:t>
-      </w:r>
-      <w:r>
-        <w:t xml:space="preserve"> </w:t>
-      </w:r>
-      <w:r>
-        <w:rPr>
-          <w:b/>
-          <w:bCs/>
-        </w:rPr>
-        <w:t xml:space="preserve">“Performamatics”</w:t>
-      </w:r>
-      <w:r>
-        <w:t xml:space="preserve"> </w:t>
-      </w:r>
-      <w:r>
-        <w:t xml:space="preserve">series (</w:t>
-      </w:r>
-      <w:r>
-        <w:rPr>
-          <w:i/>
-          <w:iCs/>
-        </w:rPr>
-        <w:t xml:space="preserve">International Journal of Learning</w:t>
-      </w:r>
-      <w:r>
-        <w:t xml:space="preserve">, 2008; ACM SIGCSE, 2009) documented outcomes from pairing Computer Science and Design Arts students in joint projects at UMass Lowell, demonstrating measurable gains in motivation and engagement. McDonald and Wolfe’s work at DePaul (</w:t>
-      </w:r>
-      <w:r>
-        <w:rPr>
-          <w:b/>
-          <w:bCs/>
-        </w:rPr>
-        <w:t xml:space="preserve">“Using Computer Graphics to Foster Interdisciplinary Collaboration in Capstone Courses,”</w:t>
-      </w:r>
-      <w:r>
-        <w:t xml:space="preserve"> </w:t>
-      </w:r>
-      <w:r>
-        <w:rPr>
-          <w:i/>
-          <w:iCs/>
-        </w:rPr>
-        <w:t xml:space="preserve">Journal of Computing Sciences in Colleges</w:t>
-      </w:r>
-      <w:r>
-        <w:t xml:space="preserve">, 2008) noted directly that</w:t>
-      </w:r>
-      <w:r>
-        <w:t xml:space="preserve"> </w:t>
-      </w:r>
-      <w:r>
-        <w:t xml:space="preserve">“working effectively as a member of an interdisciplinary team is a skill highly valued by today’s employers”</w:t>
-      </w:r>
-      <w:r>
-        <w:t xml:space="preserve"> </w:t>
-      </w:r>
-      <w:r>
-        <w:t xml:space="preserve">— and built an interdisciplinary capstone accordingly. At scale, Georgia Tech’s Junior Design sequence (Hutter, Lawrence, McDaniel &amp; Murrell, ACM SIGCSE, 2018), serving 400–600 CS students per semester, contrasted mere parallel disciplinary labor against genuine integration, concluding that true integration results in</w:t>
-      </w:r>
-      <w:r>
-        <w:t xml:space="preserve"> </w:t>
-      </w:r>
-      <w:r>
-        <w:t xml:space="preserve">“a smoother end product”</w:t>
-      </w:r>
-      <w:r>
-        <w:t xml:space="preserve"> </w:t>
-      </w:r>
-      <w:r>
-        <w:t xml:space="preserve">— because the disciplines are allowed to inform each other rather than run in separate lanes.</w:t>
-      </w:r>
-    </w:p>
-    <w:p>
-      <w:pPr>
-        <w:pStyle w:val="BodyText"/>
-      </w:pPr>
-      <w:r>
-        <w:t xml:space="preserve">As institutions that have already made this investment continue to report stronger student outcomes and employer reception, programs without structured cross-disciplinary capstone experience are asking their graduates to learn in their first job what their peers learned in their last semester of school. This initiative was built on the premise that FTCC’s students deserve better than that starting position.</w:t>
+        <w:t xml:space="preserve">Employer surveys (e.g., NACE Job Outlook 2025) and prior interdisciplinary CS-and-design capstone work (Performamatics; Georgia Tech Junior Design; Mahnič’s Scrum capstone study) consistently report that cross-functional collaboration is a skill students benefit from rehearsing in school rather than encountering for the first time on the job — which is the premise this initiative was built on.</w:t>
       </w:r>
     </w:p>
     <w:p>
@@ -1686,7 +1481,7 @@
         </w:numPr>
       </w:pPr>
       <w:r>
-        <w:t xml:space="preserve">5 CS capstone teams paired with GRD students across the full semester</w:t>
+        <w:t xml:space="preserve">5 CS capstone teams paired with GRD students across the full semester [SOURCE NEEDED: course roster / pairing assignment list]</w:t>
       </w:r>
     </w:p>
     <w:p>
@@ -1698,7 +1493,7 @@
         </w:numPr>
       </w:pPr>
       <w:r>
-        <w:t xml:space="preserve">5 completed projects with integrated, professional-quality design assets</w:t>
+        <w:t xml:space="preserve">5 completed projects with integrated, professional-quality design assets [SOURCE NEEDED: Graduate Showcase project list]</w:t>
       </w:r>
     </w:p>
     <w:p>
@@ -1710,7 +1505,7 @@
         </w:numPr>
       </w:pPr>
       <w:r>
-        <w:t xml:space="preserve">100% milestone completion across all five pairings</w:t>
+        <w:t xml:space="preserve">100% milestone completion across all five pairings [SOURCE NEEDED: milestone tracking log]</w:t>
       </w:r>
     </w:p>
     <w:p>
@@ -1734,6 +1529,12 @@
         </w:rPr>
         <w:t xml:space="preserve">87/100</w:t>
       </w:r>
+      <w:r>
+        <w:t xml:space="preserve"> </w:t>
+      </w:r>
+      <w:r>
+        <w:t xml:space="preserve">[SOURCE NEEDED: graded rubric files / gradebook export]</w:t>
+      </w:r>
     </w:p>
     <w:p>
       <w:pPr>
@@ -1744,7 +1545,7 @@
           <w:b/>
           <w:bCs/>
         </w:rPr>
-        <w:t xml:space="preserve">Qualitative outcomes:</w:t>
+        <w:t xml:space="preserve">Qualitative outcomes (instructor observation unless otherwise sourced):</w:t>
       </w:r>
     </w:p>
     <w:p>
@@ -1756,7 +1557,7 @@
         </w:numPr>
       </w:pPr>
       <w:r>
-        <w:t xml:space="preserve">CS teams reported that design integration substantially improved perceived project quality</w:t>
+        <w:t xml:space="preserve">CS teams reported that design integration substantially improved perceived project quality [SOURCE NEEDED: survey/retro/exit-ticket]</w:t>
       </w:r>
     </w:p>
     <w:p>
@@ -1768,7 +1569,7 @@
         </w:numPr>
       </w:pPr>
       <w:r>
-        <w:t xml:space="preserve">GRD students reported meaningful gains in understanding technical constraints and iterative feedback processes</w:t>
+        <w:t xml:space="preserve">GRD students reported meaningful gains in understanding technical constraints and iterative feedback processes [SOURCE NEEDED: survey/retro/exit-ticket]</w:t>
       </w:r>
     </w:p>
     <w:p>
@@ -1780,7 +1581,7 @@
         </w:numPr>
       </w:pPr>
       <w:r>
-        <w:t xml:space="preserve">Both cohorts identified the formal handoff structure as the element most responsible for reducing last-minute communication crises</w:t>
+        <w:t xml:space="preserve">Both cohorts identified the formal handoff structure as the element most responsible for reducing last-minute communication crises [SOURCE NEEDED: survey/retro/exit-ticket]</w:t>
       </w:r>
     </w:p>
     <w:p>
@@ -1792,7 +1593,7 @@
         </w:numPr>
       </w:pPr>
       <w:r>
-        <w:t xml:space="preserve">Both departments expressed interest in continuing the protocol for subsequent terms</w:t>
+        <w:t xml:space="preserve">Both departments expressed interest in continuing the protocol for subsequent terms [SOURCE NEEDED: faculty correspondence / meeting notes]</w:t>
       </w:r>
     </w:p>
     <w:p>
@@ -1821,22 +1622,13 @@
       </w:r>
     </w:p>
     <w:bookmarkEnd w:id="17"/>
-    <w:bookmarkStart w:id="21" w:name="Xd96115032d37b6fe81875b8d494d18a79f8db6f"/>
+    <w:bookmarkStart w:id="18" w:name="availability-for-future-use"/>
     <w:p>
       <w:pPr>
         <w:pStyle w:val="Heading2"/>
       </w:pPr>
       <w:r>
-        <w:t xml:space="preserve">Institutional Value: Infrastructure, Not Just Outcome</w:t>
-      </w:r>
-    </w:p>
-    <w:bookmarkStart w:id="18" w:name="a-replicable-framework"/>
-    <w:p>
-      <w:pPr>
-        <w:pStyle w:val="Heading3"/>
-      </w:pPr>
-      <w:r>
-        <w:t xml:space="preserve">A Replicable Framework</w:t>
+        <w:t xml:space="preserve">Availability for Future Use</w:t>
       </w:r>
     </w:p>
     <w:p>
@@ -1844,7 +1636,175 @@
         <w:pStyle w:val="FirstParagraph"/>
       </w:pPr>
       <w:r>
-        <w:t xml:space="preserve">The protocols created here are not semester-specific documentation — they are reusable infrastructure. When a process is documented once and works, the cost of repeating it falls dramatically. When it fails in some respect, the documentation makes the failure diagnosable and correctable rather than mysterious.</w:t>
+        <w:t xml:space="preserve">The protocol documents (</w:t>
+      </w:r>
+      <w:r>
+        <w:rPr>
+          <w:rStyle w:val="VerbatimChar"/>
+        </w:rPr>
+        <w:t xml:space="preserve">26SP_Cross_Discipline_Protocol.md</w:t>
+      </w:r>
+      <w:r>
+        <w:t xml:space="preserve">,</w:t>
+      </w:r>
+      <w:r>
+        <w:t xml:space="preserve"> </w:t>
+      </w:r>
+      <w:r>
+        <w:rPr>
+          <w:rStyle w:val="VerbatimChar"/>
+        </w:rPr>
+        <w:t xml:space="preserve">26SP_Platform_Project_Matrix.md</w:t>
+      </w:r>
+      <w:r>
+        <w:t xml:space="preserve">,</w:t>
+      </w:r>
+      <w:r>
+        <w:t xml:space="preserve"> </w:t>
+      </w:r>
+      <w:r>
+        <w:rPr>
+          <w:rStyle w:val="VerbatimChar"/>
+        </w:rPr>
+        <w:t xml:space="preserve">Pitch_Presentation_Rubric.md</w:t>
+      </w:r>
+      <w:r>
+        <w:t xml:space="preserve">) are checked in and available on request to any other faculty who want to try this approach or adapt it for a different course pairing.</w:t>
+      </w:r>
+    </w:p>
+    <w:p>
+      <w:r>
+        <w:pict>
+          <v:rect style="width:0;height:1.5pt" o:hralign="center" o:hrstd="t" o:hr="t"/>
+        </w:pict>
+      </w:r>
+    </w:p>
+    <w:bookmarkEnd w:id="18"/>
+    <w:bookmarkStart w:id="19" w:name="X04a6e19a05756ec4a8152f6b11d1cbdbf865a11"/>
+    <w:p>
+      <w:pPr>
+        <w:pStyle w:val="Heading2"/>
+      </w:pPr>
+      <w:r>
+        <w:t xml:space="preserve">Career Readiness in the Language Employers Use</w:t>
+      </w:r>
+    </w:p>
+    <w:p>
+      <w:pPr>
+        <w:pStyle w:val="FirstParagraph"/>
+      </w:pPr>
+      <w:r>
+        <w:t xml:space="preserve">The NACE Career Readiness framework identifies eight core competencies employers expect from new graduates. The framework developed here directly develops four:</w:t>
+      </w:r>
+      <w:r>
+        <w:t xml:space="preserve"> </w:t>
+      </w:r>
+      <w:r>
+        <w:rPr>
+          <w:b/>
+          <w:bCs/>
+        </w:rPr>
+        <w:t xml:space="preserve">Teamwork/Collaboration</w:t>
+      </w:r>
+      <w:r>
+        <w:t xml:space="preserve">,</w:t>
+      </w:r>
+      <w:r>
+        <w:t xml:space="preserve"> </w:t>
+      </w:r>
+      <w:r>
+        <w:rPr>
+          <w:b/>
+          <w:bCs/>
+        </w:rPr>
+        <w:t xml:space="preserve">Professionalism/Work Ethic</w:t>
+      </w:r>
+      <w:r>
+        <w:t xml:space="preserve">,</w:t>
+      </w:r>
+      <w:r>
+        <w:t xml:space="preserve"> </w:t>
+      </w:r>
+      <w:r>
+        <w:rPr>
+          <w:b/>
+          <w:bCs/>
+        </w:rPr>
+        <w:t xml:space="preserve">Critical Thinking/Problem Solving</w:t>
+      </w:r>
+      <w:r>
+        <w:t xml:space="preserve">, and</w:t>
+      </w:r>
+      <w:r>
+        <w:t xml:space="preserve"> </w:t>
+      </w:r>
+      <w:r>
+        <w:rPr>
+          <w:b/>
+          <w:bCs/>
+        </w:rPr>
+        <w:t xml:space="preserve">Communication</w:t>
+      </w:r>
+      <w:r>
+        <w:t xml:space="preserve"> </w:t>
+      </w:r>
+      <w:r>
+        <w:t xml:space="preserve">— the four in which the NACE 2024 Student Survey vs. Job Outlook 2025 comparison reveals the largest perception gaps between student self-assessment and employer rating. Students routinely overestimate their proficiency in these areas because they have never been assessed against them with specificity.</w:t>
+      </w:r>
+    </w:p>
+    <w:p>
+      <w:pPr>
+        <w:pStyle w:val="BodyText"/>
+      </w:pPr>
+      <w:r>
+        <w:t xml:space="preserve">What this capstone framework does, structurally, is close that gap before graduation rather than after it. When students leave FTCC having written a formal brief, delivered it on a milestone schedule, received structured feedback from an external collaborator, integrated that feedback into a working product, and had their collaboration behaviors scored against explicit criteria — they have done the work. That is what the rubric measures. That is what the Graduate Showcase makes visible.</w:t>
+      </w:r>
+    </w:p>
+    <w:p>
+      <w:r>
+        <w:pict>
+          <v:rect style="width:0;height:1.5pt" o:hralign="center" o:hrstd="t" o:hr="t"/>
+        </w:pict>
+      </w:r>
+    </w:p>
+    <w:bookmarkEnd w:id="19"/>
+    <w:bookmarkStart w:id="20" w:name="conclusion"/>
+    <w:p>
+      <w:pPr>
+        <w:pStyle w:val="Heading2"/>
+      </w:pPr>
+      <w:r>
+        <w:t xml:space="preserve">Conclusion</w:t>
+      </w:r>
+    </w:p>
+    <w:p>
+      <w:pPr>
+        <w:pStyle w:val="FirstParagraph"/>
+      </w:pPr>
+      <w:r>
+        <w:rPr>
+          <w:b/>
+          <w:bCs/>
+        </w:rPr>
+        <w:t xml:space="preserve">Original objective:</w:t>
+      </w:r>
+      <w:r>
+        <w:t xml:space="preserve"> </w:t>
+      </w:r>
+      <w:r>
+        <w:t xml:space="preserve">Document the Creative Brief process, establish three formal touchpoints, and create collaboration rubrics.</w:t>
+      </w:r>
+    </w:p>
+    <w:p>
+      <w:pPr>
+        <w:pStyle w:val="BodyText"/>
+      </w:pPr>
+      <w:r>
+        <w:rPr>
+          <w:b/>
+          <w:bCs/>
+        </w:rPr>
+        <w:t xml:space="preserve">What was delivered:</w:t>
       </w:r>
     </w:p>
     <w:p>
@@ -1856,17 +1816,16 @@
         </w:numPr>
       </w:pPr>
       <w:r>
-        <w:rPr>
-          <w:b/>
-          <w:bCs/>
-        </w:rPr>
-        <w:t xml:space="preserve">Spring 2026:</w:t>
-      </w:r>
-      <w:r>
-        <w:t xml:space="preserve"> </w:t>
-      </w:r>
-      <w:r>
-        <w:t xml:space="preserve">First full implementation (completed).</w:t>
+        <w:t xml:space="preserve">The Creative Brief process is documented (</w:t>
+      </w:r>
+      <w:r>
+        <w:rPr>
+          <w:rStyle w:val="VerbatimChar"/>
+        </w:rPr>
+        <w:t xml:space="preserve">26SP_Cross_Discipline_Protocol.md</w:t>
+      </w:r>
+      <w:r>
+        <w:t xml:space="preserve">).</w:t>
       </w:r>
     </w:p>
     <w:p>
@@ -1878,17 +1837,7 @@
         </w:numPr>
       </w:pPr>
       <w:r>
-        <w:rPr>
-          <w:b/>
-          <w:bCs/>
-        </w:rPr>
-        <w:t xml:space="preserve">Fall 2026:</w:t>
-      </w:r>
-      <w:r>
-        <w:t xml:space="preserve"> </w:t>
-      </w:r>
-      <w:r>
-        <w:t xml:space="preserve">Protocol refinement based on retrospective feedback.</w:t>
+        <w:t xml:space="preserve">Three formal touchpoints are in place and were used across all five pairings this term.</w:t>
       </w:r>
     </w:p>
     <w:p>
@@ -1900,27 +1849,7 @@
         </w:numPr>
       </w:pPr>
       <w:r>
-        <w:rPr>
-          <w:b/>
-          <w:bCs/>
-        </w:rPr>
-        <w:t xml:space="preserve">Future terms:</w:t>
-      </w:r>
-      <w:r>
-        <w:t xml:space="preserve"> </w:t>
-      </w:r>
-      <w:r>
-        <w:t xml:space="preserve">Standardized framework with embedded continuous improvement.</w:t>
-      </w:r>
-    </w:p>
-    <w:bookmarkEnd w:id="18"/>
-    <w:bookmarkStart w:id="19" w:name="a-template-for-adjacent-collaborations"/>
-    <w:p>
-      <w:pPr>
-        <w:pStyle w:val="Heading3"/>
-      </w:pPr>
-      <w:r>
-        <w:t xml:space="preserve">A Template for Adjacent Collaborations</w:t>
+        <w:t xml:space="preserve">The collaboration rubric is written and was used to grade the Spring 2026 cohort.</w:t>
       </w:r>
     </w:p>
     <w:p>
@@ -1928,124 +1857,7 @@
         <w:pStyle w:val="FirstParagraph"/>
       </w:pPr>
       <w:r>
-        <w:t xml:space="preserve">The structured collaboration approach is now available as a model for other cross-departmental pairings the institution may pursue:</w:t>
-      </w:r>
-    </w:p>
-    <w:p>
-      <w:pPr>
-        <w:pStyle w:val="Compact"/>
-        <w:numPr>
-          <w:ilvl w:val="0"/>
-          <w:numId w:val="1008"/>
-        </w:numPr>
-      </w:pPr>
-      <w:r>
-        <w:t xml:space="preserve">Web Development + Graphic Design partnerships</w:t>
-      </w:r>
-    </w:p>
-    <w:p>
-      <w:pPr>
-        <w:pStyle w:val="Compact"/>
-        <w:numPr>
-          <w:ilvl w:val="0"/>
-          <w:numId w:val="1008"/>
-        </w:numPr>
-      </w:pPr>
-      <w:r>
-        <w:t xml:space="preserve">Database courses + Business Analytics integration</w:t>
-      </w:r>
-    </w:p>
-    <w:p>
-      <w:pPr>
-        <w:pStyle w:val="Compact"/>
-        <w:numPr>
-          <w:ilvl w:val="0"/>
-          <w:numId w:val="1008"/>
-        </w:numPr>
-      </w:pPr>
-      <w:r>
-        <w:t xml:space="preserve">Mobile Development + User Experience research</w:t>
-      </w:r>
-    </w:p>
-    <w:p>
-      <w:pPr>
-        <w:pStyle w:val="FirstParagraph"/>
-      </w:pPr>
-      <w:r>
-        <w:t xml:space="preserve">Any program pairing where disciplinary handoffs are the primary design challenge can adopt this framework’s milestone structure, brief protocol, and rubric architecture without building from scratch.</w:t>
-      </w:r>
-    </w:p>
-    <w:bookmarkEnd w:id="19"/>
-    <w:bookmarkStart w:id="20" w:name="X04a6e19a05756ec4a8152f6b11d1cbdbf865a11"/>
-    <w:p>
-      <w:pPr>
-        <w:pStyle w:val="Heading3"/>
-      </w:pPr>
-      <w:r>
-        <w:t xml:space="preserve">Career Readiness in the Language Employers Use</w:t>
-      </w:r>
-    </w:p>
-    <w:p>
-      <w:pPr>
-        <w:pStyle w:val="FirstParagraph"/>
-      </w:pPr>
-      <w:r>
-        <w:t xml:space="preserve">The NACE Career Readiness framework identifies eight core competencies employers expect from new graduates. The framework developed here directly develops four:</w:t>
-      </w:r>
-      <w:r>
-        <w:t xml:space="preserve"> </w:t>
-      </w:r>
-      <w:r>
-        <w:rPr>
-          <w:b/>
-          <w:bCs/>
-        </w:rPr>
-        <w:t xml:space="preserve">Teamwork/Collaboration</w:t>
-      </w:r>
-      <w:r>
-        <w:t xml:space="preserve">,</w:t>
-      </w:r>
-      <w:r>
-        <w:t xml:space="preserve"> </w:t>
-      </w:r>
-      <w:r>
-        <w:rPr>
-          <w:b/>
-          <w:bCs/>
-        </w:rPr>
-        <w:t xml:space="preserve">Professionalism/Work Ethic</w:t>
-      </w:r>
-      <w:r>
-        <w:t xml:space="preserve">,</w:t>
-      </w:r>
-      <w:r>
-        <w:t xml:space="preserve"> </w:t>
-      </w:r>
-      <w:r>
-        <w:rPr>
-          <w:b/>
-          <w:bCs/>
-        </w:rPr>
-        <w:t xml:space="preserve">Critical Thinking/Problem Solving</w:t>
-      </w:r>
-      <w:r>
-        <w:t xml:space="preserve">, and</w:t>
-      </w:r>
-      <w:r>
-        <w:t xml:space="preserve"> </w:t>
-      </w:r>
-      <w:r>
-        <w:rPr>
-          <w:b/>
-          <w:bCs/>
-        </w:rPr>
-        <w:t xml:space="preserve">Communication</w:t>
-      </w:r>
-      <w:r>
-        <w:t xml:space="preserve"> </w:t>
-      </w:r>
-      <w:r>
-        <w:t xml:space="preserve">— the four in which the NACE 2024 Student Survey vs. Job Outlook 2025 comparison reveals the largest perception gaps between student self-assessment and employer rating. Students routinely overestimate their proficiency in these areas because they have never been assessed against them with specificity.</w:t>
+        <w:t xml:space="preserve">The protocol documents and the rubric are checked in and available on request to any other faculty who want to try the approach or adapt it for a different course pairing.</w:t>
       </w:r>
     </w:p>
     <w:p>
@@ -2053,7 +1865,17 @@
         <w:pStyle w:val="BodyText"/>
       </w:pPr>
       <w:r>
-        <w:t xml:space="preserve">What this capstone framework does, structurally, is close that gap before graduation rather than after it. When students leave FTCC having written a formal brief, delivered it on a milestone schedule, received structured feedback from an external collaborator, integrated that feedback into a working product, and had their collaboration behaviors scored against explicit criteria — they have done the work. That is what the rubric measures. That is what the Graduate Showcase makes visible.</w:t>
+        <w:rPr>
+          <w:b/>
+          <w:bCs/>
+        </w:rPr>
+        <w:t xml:space="preserve">Assessment:</w:t>
+      </w:r>
+      <w:r>
+        <w:t xml:space="preserve"> </w:t>
+      </w:r>
+      <w:r>
+        <w:t xml:space="preserve">Objective met.</w:t>
       </w:r>
     </w:p>
     <w:p>
@@ -2063,176 +1885,34 @@
         </w:pict>
       </w:r>
     </w:p>
+    <w:p>
+      <w:pPr>
+        <w:pStyle w:val="FirstParagraph"/>
+      </w:pPr>
+      <w:r>
+        <w:rPr>
+          <w:i/>
+          <w:iCs/>
+        </w:rPr>
+        <w:t xml:space="preserve">Full research evidence base, citations, and source details: see Appendix —</w:t>
+      </w:r>
+      <w:r>
+        <w:rPr>
+          <w:i/>
+          <w:iCs/>
+        </w:rPr>
+        <w:t xml:space="preserve"> </w:t>
+      </w:r>
+      <w:r>
+        <w:rPr>
+          <w:i/>
+          <w:iCs/>
+        </w:rPr>
+        <w:t xml:space="preserve">“Evidence Base for a CS / Graphic Design Cross-Departmental Capstone Framework.”</w:t>
+      </w:r>
+    </w:p>
     <w:bookmarkEnd w:id="20"/>
     <w:bookmarkEnd w:id="21"/>
-    <w:bookmarkStart w:id="22" w:name="conclusion-objective-exceeded"/>
-    <w:p>
-      <w:pPr>
-        <w:pStyle w:val="Heading2"/>
-      </w:pPr>
-      <w:r>
-        <w:t xml:space="preserve">Conclusion: Objective Exceeded</w:t>
-      </w:r>
-    </w:p>
-    <w:p>
-      <w:pPr>
-        <w:pStyle w:val="FirstParagraph"/>
-      </w:pPr>
-      <w:r>
-        <w:rPr>
-          <w:b/>
-          <w:bCs/>
-        </w:rPr>
-        <w:t xml:space="preserve">Minimum requirement:</w:t>
-      </w:r>
-      <w:r>
-        <w:t xml:space="preserve"> </w:t>
-      </w:r>
-      <w:r>
-        <w:t xml:space="preserve">Document Creative Brief process, establish three touchpoints, create collaboration rubrics.</w:t>
-      </w:r>
-    </w:p>
-    <w:p>
-      <w:pPr>
-        <w:pStyle w:val="BodyText"/>
-      </w:pPr>
-      <w:r>
-        <w:rPr>
-          <w:b/>
-          <w:bCs/>
-        </w:rPr>
-        <w:t xml:space="preserve">Actual delivery:</w:t>
-      </w:r>
-    </w:p>
-    <w:p>
-      <w:pPr>
-        <w:pStyle w:val="Compact"/>
-        <w:numPr>
-          <w:ilvl w:val="0"/>
-          <w:numId w:val="1009"/>
-        </w:numPr>
-      </w:pPr>
-      <w:r>
-        <w:t xml:space="preserve">Comprehensive cross-departmental framework with full process documentation</w:t>
-      </w:r>
-    </w:p>
-    <w:p>
-      <w:pPr>
-        <w:pStyle w:val="Compact"/>
-        <w:numPr>
-          <w:ilvl w:val="0"/>
-          <w:numId w:val="1009"/>
-        </w:numPr>
-      </w:pPr>
-      <w:r>
-        <w:t xml:space="preserve">Milestone structure integrated with Scrum methodology and Scrum Alliance cross-functional team norms</w:t>
-      </w:r>
-    </w:p>
-    <w:p>
-      <w:pPr>
-        <w:pStyle w:val="Compact"/>
-        <w:numPr>
-          <w:ilvl w:val="0"/>
-          <w:numId w:val="1009"/>
-        </w:numPr>
-      </w:pPr>
-      <w:r>
-        <w:t xml:space="preserve">Multi-dimensional assessment rubric with empirical grounding in collaboration-competency literature</w:t>
-      </w:r>
-    </w:p>
-    <w:p>
-      <w:pPr>
-        <w:pStyle w:val="Compact"/>
-        <w:numPr>
-          <w:ilvl w:val="0"/>
-          <w:numId w:val="1009"/>
-        </w:numPr>
-      </w:pPr>
-      <w:r>
-        <w:t xml:space="preserve">Successful first implementation with five completed, publicly presented projects</w:t>
-      </w:r>
-    </w:p>
-    <w:p>
-      <w:pPr>
-        <w:pStyle w:val="Compact"/>
-        <w:numPr>
-          <w:ilvl w:val="0"/>
-          <w:numId w:val="1009"/>
-        </w:numPr>
-      </w:pPr>
-      <w:r>
-        <w:t xml:space="preserve">Replicable protocol positioned for institutional reuse and adjacent-program adoption</w:t>
-      </w:r>
-    </w:p>
-    <w:p>
-      <w:pPr>
-        <w:pStyle w:val="FirstParagraph"/>
-      </w:pPr>
-      <w:r>
-        <w:t xml:space="preserve">The research had already established that this approach works. The employer data had already established that these skills are what the market requires. What remained was the institutional will to build it and the execution discipline to make it run.</w:t>
-      </w:r>
-    </w:p>
-    <w:p>
-      <w:pPr>
-        <w:pStyle w:val="BodyText"/>
-      </w:pPr>
-      <w:r>
-        <w:t xml:space="preserve">Both are now demonstrated.</w:t>
-      </w:r>
-    </w:p>
-    <w:p>
-      <w:pPr>
-        <w:pStyle w:val="BodyText"/>
-      </w:pPr>
-      <w:r>
-        <w:rPr>
-          <w:b/>
-          <w:bCs/>
-        </w:rPr>
-        <w:t xml:space="preserve">Assessment:</w:t>
-      </w:r>
-      <w:r>
-        <w:t xml:space="preserve"> </w:t>
-      </w:r>
-      <w:r>
-        <w:t xml:space="preserve">Objective not merely met, but exceeded — with infrastructure of lasting institutional value.</w:t>
-      </w:r>
-    </w:p>
-    <w:p>
-      <w:r>
-        <w:pict>
-          <v:rect style="width:0;height:1.5pt" o:hralign="center" o:hrstd="t" o:hr="t"/>
-        </w:pict>
-      </w:r>
-    </w:p>
-    <w:p>
-      <w:pPr>
-        <w:pStyle w:val="FirstParagraph"/>
-      </w:pPr>
-      <w:r>
-        <w:rPr>
-          <w:i/>
-          <w:iCs/>
-        </w:rPr>
-        <w:t xml:space="preserve">Full research evidence base, citations, and source details: see Appendix —</w:t>
-      </w:r>
-      <w:r>
-        <w:rPr>
-          <w:i/>
-          <w:iCs/>
-        </w:rPr>
-        <w:t xml:space="preserve"> </w:t>
-      </w:r>
-      <w:r>
-        <w:rPr>
-          <w:i/>
-          <w:iCs/>
-        </w:rPr>
-        <w:t xml:space="preserve">“Evidence Base for a CS / Graphic Design Cross-Departmental Capstone Framework.”</w:t>
-      </w:r>
-    </w:p>
-    <w:bookmarkEnd w:id="22"/>
-    <w:bookmarkEnd w:id="23"/>
     <w:sectPr>
       <w:footnotePr>
         <w:numRestart w:val="eachSect"/>
@@ -2580,12 +2260,6 @@
     <w:abstractNumId w:val="991"/>
   </w:num>
   <w:num w:numId="1007">
-    <w:abstractNumId w:val="991"/>
-  </w:num>
-  <w:num w:numId="1008">
-    <w:abstractNumId w:val="991"/>
-  </w:num>
-  <w:num w:numId="1009">
     <w:abstractNumId w:val="991"/>
   </w:num>
 </w:numbering>
